--- a/files/original_student_files/fur11_dstc_formulario.docx
+++ b/files/original_student_files/fur11_dstc_formulario.docx
@@ -198,8 +198,8 @@
             <w:rPr>
               <w:rFonts w:ascii="Arial" w:hAnsi="Arial" w:cs="Arial"/>
               <w:color w:val="000000"/>
-              <w:sz w:val="20"/>
-              <w:szCs w:val="20"/>
+              <w:sz w:val="18"/>
+              <w:szCs w:val="18"/>
             </w:rPr>
             <w:alias w:val="full_name"/>
             <w:tag w:val="full_name"/>
@@ -227,16 +227,16 @@
                   <w:rPr>
                     <w:rFonts w:ascii="Arial" w:hAnsi="Arial" w:cs="Arial"/>
                     <w:color w:val="000000"/>
-                    <w:sz w:val="20"/>
-                    <w:szCs w:val="20"/>
+                    <w:sz w:val="18"/>
+                    <w:szCs w:val="18"/>
                   </w:rPr>
                 </w:pPr>
                 <w:r>
                   <w:rPr>
                     <w:rFonts w:ascii="Arial" w:hAnsi="Arial" w:cs="Arial"/>
                     <w:color w:val="000000"/>
-                    <w:sz w:val="20"/>
-                    <w:szCs w:val="20"/>
+                    <w:sz w:val="18"/>
+                    <w:szCs w:val="18"/>
                     <w:lang w:val="es-CL" w:eastAsia="es-CL"/>
                   </w:rPr>
                   <w:t>Escriba aquí</w:t>
@@ -262,8 +262,8 @@
               <w:rPr>
                 <w:rFonts w:ascii="Arial" w:hAnsi="Arial" w:cs="Arial"/>
                 <w:color w:val="000000"/>
-                <w:sz w:val="20"/>
-                <w:szCs w:val="20"/>
+                <w:sz w:val="18"/>
+                <w:szCs w:val="18"/>
               </w:rPr>
               <w:alias w:val="born_date"/>
               <w:tag w:val="born_date"/>
@@ -280,16 +280,16 @@
                   <w:rPr>
                     <w:rFonts w:ascii="Arial" w:hAnsi="Arial" w:cs="Arial"/>
                     <w:color w:val="000000"/>
-                    <w:sz w:val="20"/>
-                    <w:szCs w:val="20"/>
+                    <w:sz w:val="18"/>
+                    <w:szCs w:val="18"/>
                   </w:rPr>
                 </w:pPr>
                 <w:r>
                   <w:rPr>
                     <w:rFonts w:ascii="Arial" w:hAnsi="Arial" w:cs="Arial"/>
                     <w:color w:val="000000"/>
-                    <w:sz w:val="20"/>
-                    <w:szCs w:val="20"/>
+                    <w:sz w:val="18"/>
+                    <w:szCs w:val="18"/>
                     <w:lang w:val="es-CL" w:eastAsia="es-CL"/>
                   </w:rPr>
                   <w:t>Escriba aquí</w:t>
@@ -324,8 +324,8 @@
               <w:rPr>
                 <w:rFonts w:ascii="Arial" w:hAnsi="Arial" w:cs="Arial"/>
                 <w:color w:val="000000"/>
-                <w:sz w:val="20"/>
-                <w:szCs w:val="20"/>
+                <w:sz w:val="18"/>
+                <w:szCs w:val="18"/>
               </w:rPr>
               <w:alias w:val="age"/>
               <w:tag w:val="age"/>
@@ -343,16 +343,16 @@
                   <w:rPr>
                     <w:rFonts w:ascii="Arial" w:hAnsi="Arial" w:cs="Arial"/>
                     <w:color w:val="000000"/>
-                    <w:sz w:val="20"/>
-                    <w:szCs w:val="20"/>
+                    <w:sz w:val="18"/>
+                    <w:szCs w:val="18"/>
                   </w:rPr>
                 </w:pPr>
                 <w:r>
                   <w:rPr>
                     <w:rFonts w:ascii="Arial" w:hAnsi="Arial" w:cs="Arial"/>
                     <w:color w:val="000000"/>
-                    <w:sz w:val="20"/>
-                    <w:szCs w:val="20"/>
+                    <w:sz w:val="18"/>
+                    <w:szCs w:val="18"/>
                     <w:lang w:val="es-CL" w:eastAsia="es-CL"/>
                   </w:rPr>
                   <w:t>Escriba aquí</w:t>
@@ -376,8 +376,8 @@
             <w:rPr>
               <w:rFonts w:ascii="Arial" w:hAnsi="Arial" w:cs="Arial"/>
               <w:color w:val="000000"/>
-              <w:sz w:val="20"/>
-              <w:szCs w:val="20"/>
+              <w:sz w:val="18"/>
+              <w:szCs w:val="18"/>
             </w:rPr>
             <w:alias w:val="identification_number"/>
             <w:tag w:val="identification_number"/>
@@ -404,16 +404,16 @@
                   <w:rPr>
                     <w:rFonts w:ascii="Arial" w:hAnsi="Arial" w:cs="Arial"/>
                     <w:color w:val="000000"/>
-                    <w:sz w:val="20"/>
-                    <w:szCs w:val="20"/>
+                    <w:sz w:val="18"/>
+                    <w:szCs w:val="18"/>
                   </w:rPr>
                 </w:pPr>
                 <w:r>
                   <w:rPr>
                     <w:rFonts w:ascii="Arial" w:hAnsi="Arial" w:cs="Arial"/>
                     <w:color w:val="000000"/>
-                    <w:sz w:val="20"/>
-                    <w:szCs w:val="20"/>
+                    <w:sz w:val="18"/>
+                    <w:szCs w:val="18"/>
                     <w:lang w:val="es-CL" w:eastAsia="es-CL"/>
                   </w:rPr>
                   <w:t>Escriba aquí</w:t>
@@ -648,8 +648,8 @@
                 <w:rPr>
                   <w:rFonts w:ascii="MS Gothic" w:hAnsi="MS Gothic" w:cs="MS Gothic" w:eastAsia="MS Gothic"/>
                   <w:color w:val="000000"/>
-                  <w:sz w:val="20"/>
-                  <w:szCs w:val="20"/>
+                  <w:sz w:val="18"/>
+                  <w:szCs w:val="18"/>
                 </w:rPr>
                 <w:alias w:val="educational_option__escuela_especial"/>
                 <w:tag w:val="educational_option__escuela_especial"/>
@@ -666,8 +666,8 @@
                   <w:rPr>
                     <w:rFonts w:ascii="MS Gothic" w:hAnsi="MS Gothic" w:cs="MS Gothic" w:eastAsia="MS Gothic"/>
                     <w:color w:val="000000"/>
-                    <w:sz w:val="20"/>
-                    <w:szCs w:val="20"/>
+                    <w:sz w:val="18"/>
+                    <w:szCs w:val="18"/>
                   </w:rPr>
                   <w:t>☐</w:t>
                 </w:r>
@@ -686,8 +686,8 @@
                 <w:rPr>
                   <w:rFonts w:ascii="MS Gothic" w:hAnsi="MS Gothic" w:cs="MS Gothic" w:eastAsia="MS Gothic"/>
                   <w:color w:val="000000"/>
-                  <w:sz w:val="20"/>
-                  <w:szCs w:val="20"/>
+                  <w:sz w:val="18"/>
+                  <w:szCs w:val="18"/>
                 </w:rPr>
                 <w:alias w:val="educational_option__pie"/>
                 <w:tag w:val="educational_option__pie"/>
@@ -704,8 +704,8 @@
                   <w:rPr>
                     <w:rFonts w:ascii="MS Gothic" w:hAnsi="MS Gothic" w:cs="MS Gothic" w:eastAsia="MS Gothic"/>
                     <w:color w:val="000000"/>
-                    <w:sz w:val="20"/>
-                    <w:szCs w:val="20"/>
+                    <w:sz w:val="18"/>
+                    <w:szCs w:val="18"/>
                   </w:rPr>
                   <w:t>☐</w:t>
                 </w:r>
@@ -749,8 +749,8 @@
               <w:rPr>
                 <w:rFonts w:ascii="Arial" w:hAnsi="Arial" w:cs="Arial"/>
                 <w:color w:val="000000"/>
-                <w:sz w:val="20"/>
-                <w:szCs w:val="20"/>
+                <w:sz w:val="18"/>
+                <w:szCs w:val="18"/>
               </w:rPr>
               <w:alias w:val="current_course"/>
               <w:tag w:val="current_course"/>
@@ -768,16 +768,16 @@
                   <w:rPr>
                     <w:rFonts w:ascii="Arial" w:hAnsi="Arial" w:cs="Arial"/>
                     <w:color w:val="000000"/>
-                    <w:sz w:val="20"/>
-                    <w:szCs w:val="20"/>
+                    <w:sz w:val="18"/>
+                    <w:szCs w:val="18"/>
                   </w:rPr>
                 </w:pPr>
                 <w:r>
                   <w:rPr>
                     <w:rFonts w:ascii="Arial" w:hAnsi="Arial" w:cs="Arial"/>
                     <w:color w:val="000000"/>
-                    <w:sz w:val="20"/>
-                    <w:szCs w:val="20"/>
+                    <w:sz w:val="18"/>
+                    <w:szCs w:val="18"/>
                     <w:lang w:val="es-CL" w:eastAsia="es-CL"/>
                   </w:rPr>
                   <w:t>Escriba aquí</w:t>
@@ -896,8 +896,8 @@
                 <w:rPr>
                   <w:rFonts w:ascii="Arial" w:hAnsi="Arial" w:cs="Arial"/>
                   <w:color w:val="000000"/>
-                  <w:sz w:val="20"/>
-                  <w:szCs w:val="20"/>
+                  <w:sz w:val="18"/>
+                  <w:szCs w:val="18"/>
                 </w:rPr>
                 <w:alias w:val="educational_option_other_detail"/>
                 <w:tag w:val="educational_option_other_detail"/>
@@ -913,8 +913,8 @@
                   <w:rPr>
                     <w:rFonts w:ascii="Arial" w:hAnsi="Arial" w:cs="Arial"/>
                     <w:color w:val="000000"/>
-                    <w:sz w:val="20"/>
-                    <w:szCs w:val="20"/>
+                    <w:sz w:val="18"/>
+                    <w:szCs w:val="18"/>
                     <w:lang w:val="es-CL" w:eastAsia="es-CL"/>
                   </w:rPr>
                   <w:t>Escriba aquí</w:t>
@@ -985,8 +985,8 @@
                 <w:rPr>
                   <w:rFonts w:ascii="MS Gothic" w:hAnsi="MS Gothic" w:cs="MS Gothic" w:eastAsia="MS Gothic"/>
                   <w:color w:val="000000"/>
-                  <w:sz w:val="20"/>
-                  <w:szCs w:val="20"/>
+                  <w:sz w:val="18"/>
+                  <w:szCs w:val="18"/>
                 </w:rPr>
                 <w:alias w:val="communication_way__oral"/>
                 <w:tag w:val="communication_way__oral"/>
@@ -1003,8 +1003,8 @@
                   <w:rPr>
                     <w:rFonts w:ascii="MS Gothic" w:hAnsi="MS Gothic" w:cs="MS Gothic" w:eastAsia="MS Gothic"/>
                     <w:color w:val="000000"/>
-                    <w:sz w:val="20"/>
-                    <w:szCs w:val="20"/>
+                    <w:sz w:val="18"/>
+                    <w:szCs w:val="18"/>
                   </w:rPr>
                   <w:t>☐</w:t>
                 </w:r>
@@ -1048,8 +1048,8 @@
                 <w:rPr>
                   <w:rFonts w:ascii="MS Gothic" w:hAnsi="MS Gothic" w:cs="MS Gothic" w:eastAsia="MS Gothic"/>
                   <w:color w:val="000000"/>
-                  <w:sz w:val="20"/>
-                  <w:szCs w:val="20"/>
+                  <w:sz w:val="18"/>
+                  <w:szCs w:val="18"/>
                 </w:rPr>
                 <w:alias w:val="communication_way__lengua_senas"/>
                 <w:tag w:val="communication_way__lengua_senas"/>
@@ -1066,8 +1066,8 @@
                   <w:rPr>
                     <w:rFonts w:ascii="MS Gothic" w:hAnsi="MS Gothic" w:cs="MS Gothic" w:eastAsia="MS Gothic"/>
                     <w:color w:val="000000"/>
-                    <w:sz w:val="20"/>
-                    <w:szCs w:val="20"/>
+                    <w:sz w:val="18"/>
+                    <w:szCs w:val="18"/>
                   </w:rPr>
                   <w:t>☐</w:t>
                 </w:r>
@@ -1113,8 +1113,8 @@
                 <w:rPr>
                   <w:rFonts w:ascii="MS Gothic" w:hAnsi="MS Gothic" w:cs="MS Gothic" w:eastAsia="MS Gothic"/>
                   <w:color w:val="000000"/>
-                  <w:sz w:val="20"/>
-                  <w:szCs w:val="20"/>
+                  <w:sz w:val="18"/>
+                  <w:szCs w:val="18"/>
                   <w:lang w:val="es-ES_tradnl"/>
                 </w:rPr>
                 <w:alias w:val="communication_way__otra"/>
@@ -1132,8 +1132,8 @@
                   <w:rPr>
                     <w:rFonts w:ascii="MS Gothic" w:hAnsi="MS Gothic" w:cs="MS Gothic" w:eastAsia="MS Gothic"/>
                     <w:color w:val="000000"/>
-                    <w:sz w:val="20"/>
-                    <w:szCs w:val="20"/>
+                    <w:sz w:val="18"/>
+                    <w:szCs w:val="18"/>
                     <w:lang w:val="es-ES_tradnl"/>
                   </w:rPr>
                   <w:t>☐</w:t>
@@ -1162,8 +1162,8 @@
                 <w:rPr>
                   <w:rFonts w:ascii="Arial" w:hAnsi="Arial" w:cs="Arial"/>
                   <w:color w:val="000000"/>
-                  <w:sz w:val="20"/>
-                  <w:szCs w:val="20"/>
+                  <w:sz w:val="18"/>
+                  <w:szCs w:val="18"/>
                   <w:lang w:val="es-ES_tradnl"/>
                 </w:rPr>
                 <w:alias w:val="communication_way_other_detail"/>
@@ -1180,8 +1180,8 @@
                   <w:rPr>
                     <w:rFonts w:ascii="Arial" w:hAnsi="Arial" w:cs="Arial"/>
                     <w:color w:val="000000"/>
-                    <w:sz w:val="20"/>
-                    <w:szCs w:val="20"/>
+                    <w:sz w:val="18"/>
+                    <w:szCs w:val="18"/>
                     <w:lang w:val="es-CL" w:eastAsia="es-CL"/>
                   </w:rPr>
                   <w:t>Escriba aquí</w:t>
@@ -1268,8 +1268,8 @@
               <w:rPr>
                 <w:rFonts w:ascii="Arial" w:hAnsi="Arial" w:cs="Arial"/>
                 <w:color w:val="000000"/>
-                <w:sz w:val="20"/>
-                <w:szCs w:val="20"/>
+                <w:sz w:val="18"/>
+                <w:szCs w:val="18"/>
               </w:rPr>
               <w:alias w:val="establishment_name"/>
               <w:tag w:val="establishment_name"/>
@@ -1287,16 +1287,16 @@
                   <w:rPr>
                     <w:rFonts w:ascii="Arial" w:hAnsi="Arial" w:cs="Arial"/>
                     <w:color w:val="000000"/>
-                    <w:sz w:val="20"/>
-                    <w:szCs w:val="20"/>
+                    <w:sz w:val="18"/>
+                    <w:szCs w:val="18"/>
                   </w:rPr>
                 </w:pPr>
                 <w:r>
                   <w:rPr>
                     <w:rFonts w:ascii="Arial" w:hAnsi="Arial" w:cs="Arial"/>
                     <w:color w:val="000000"/>
-                    <w:sz w:val="20"/>
-                    <w:szCs w:val="20"/>
+                    <w:sz w:val="18"/>
+                    <w:szCs w:val="18"/>
                     <w:lang w:val="es-CL" w:eastAsia="es-CL"/>
                   </w:rPr>
                   <w:t>Escriba aquí</w:t>
@@ -1319,8 +1319,8 @@
             <w:rPr>
               <w:rFonts w:ascii="Arial" w:hAnsi="Arial" w:cs="Arial"/>
               <w:color w:val="000000"/>
-              <w:sz w:val="20"/>
-              <w:szCs w:val="20"/>
+              <w:sz w:val="18"/>
+              <w:szCs w:val="18"/>
             </w:rPr>
             <w:alias w:val="rbd"/>
             <w:tag w:val="rbd"/>
@@ -1350,16 +1350,16 @@
                   <w:rPr>
                     <w:rFonts w:ascii="Arial" w:hAnsi="Arial" w:cs="Arial"/>
                     <w:color w:val="000000"/>
-                    <w:sz w:val="20"/>
-                    <w:szCs w:val="20"/>
+                    <w:sz w:val="18"/>
+                    <w:szCs w:val="18"/>
                   </w:rPr>
                 </w:pPr>
                 <w:r>
                   <w:rPr>
                     <w:rFonts w:ascii="Arial" w:hAnsi="Arial" w:cs="Arial"/>
                     <w:color w:val="000000"/>
-                    <w:sz w:val="20"/>
-                    <w:szCs w:val="20"/>
+                    <w:sz w:val="18"/>
+                    <w:szCs w:val="18"/>
                     <w:lang w:val="es-CL" w:eastAsia="es-CL"/>
                   </w:rPr>
                   <w:t>Escriba aquí</w:t>
@@ -1385,8 +1385,8 @@
               <w:rPr>
                 <w:rFonts w:ascii="Arial" w:hAnsi="Arial" w:cs="Arial"/>
                 <w:color w:val="000000"/>
-                <w:sz w:val="20"/>
-                <w:szCs w:val="20"/>
+                <w:sz w:val="18"/>
+                <w:szCs w:val="18"/>
               </w:rPr>
               <w:alias w:val="director_signature"/>
               <w:tag w:val="director_signature"/>
@@ -1405,16 +1405,16 @@
                   <w:rPr>
                     <w:rFonts w:ascii="Arial" w:hAnsi="Arial" w:cs="Arial"/>
                     <w:color w:val="000000"/>
-                    <w:sz w:val="20"/>
-                    <w:szCs w:val="20"/>
+                    <w:sz w:val="18"/>
+                    <w:szCs w:val="18"/>
                   </w:rPr>
                 </w:pPr>
                 <w:r>
                   <w:rPr>
                     <w:rFonts w:ascii="Arial" w:hAnsi="Arial" w:cs="Arial"/>
                     <w:color w:val="000000"/>
-                    <w:sz w:val="20"/>
-                    <w:szCs w:val="20"/>
+                    <w:sz w:val="18"/>
+                    <w:szCs w:val="18"/>
                     <w:lang w:val="es-CL" w:eastAsia="es-CL"/>
                   </w:rPr>
                   <w:t>Escriba aquí</w:t>
@@ -1682,8 +1682,8 @@
               <w:rPr>
                 <w:rFonts w:ascii="Arial" w:hAnsi="Arial" w:cs="Arial"/>
                 <w:color w:val="000000"/>
-                <w:sz w:val="20"/>
-                <w:szCs w:val="20"/>
+                <w:sz w:val="18"/>
+                <w:szCs w:val="18"/>
               </w:rPr>
               <w:alias w:val="professional_id"/>
               <w:tag w:val="professional_id"/>
@@ -1700,16 +1700,16 @@
                   <w:rPr>
                     <w:rFonts w:ascii="Arial" w:hAnsi="Arial" w:cs="Arial"/>
                     <w:color w:val="000000"/>
-                    <w:sz w:val="20"/>
-                    <w:szCs w:val="20"/>
+                    <w:sz w:val="18"/>
+                    <w:szCs w:val="18"/>
                   </w:rPr>
                 </w:pPr>
                 <w:r>
                   <w:rPr>
                     <w:rFonts w:ascii="Arial" w:hAnsi="Arial" w:cs="Arial"/>
                     <w:color w:val="000000"/>
-                    <w:sz w:val="20"/>
-                    <w:szCs w:val="20"/>
+                    <w:sz w:val="18"/>
+                    <w:szCs w:val="18"/>
                     <w:lang w:val="es-CL" w:eastAsia="es-CL"/>
                   </w:rPr>
                   <w:t>Escriba aquí</w:t>
@@ -1767,8 +1767,8 @@
               <w:rPr>
                 <w:rFonts w:ascii="Arial" w:hAnsi="Arial" w:cs="Arial"/>
                 <w:color w:val="000000"/>
-                <w:sz w:val="20"/>
-                <w:szCs w:val="20"/>
+                <w:sz w:val="18"/>
+                <w:szCs w:val="18"/>
               </w:rPr>
               <w:alias w:val="professional_identification_number"/>
               <w:tag w:val="professional_identification_number"/>
@@ -1785,16 +1785,16 @@
                   <w:rPr>
                     <w:rFonts w:ascii="Arial" w:hAnsi="Arial" w:cs="Arial"/>
                     <w:color w:val="000000"/>
-                    <w:sz w:val="20"/>
-                    <w:szCs w:val="20"/>
+                    <w:sz w:val="18"/>
+                    <w:szCs w:val="18"/>
                   </w:rPr>
                 </w:pPr>
                 <w:r>
                   <w:rPr>
                     <w:rFonts w:ascii="Arial" w:hAnsi="Arial" w:cs="Arial"/>
                     <w:color w:val="000000"/>
-                    <w:sz w:val="20"/>
-                    <w:szCs w:val="20"/>
+                    <w:sz w:val="18"/>
+                    <w:szCs w:val="18"/>
                     <w:lang w:val="es-CL" w:eastAsia="es-CL"/>
                   </w:rPr>
                   <w:t>Escriba aquí</w:t>
@@ -1922,8 +1922,8 @@
               <w:rPr>
                 <w:rFonts w:ascii="Arial" w:hAnsi="Arial" w:cs="Arial"/>
                 <w:color w:val="000000"/>
-                <w:sz w:val="20"/>
-                <w:szCs w:val="20"/>
+                <w:sz w:val="18"/>
+                <w:szCs w:val="18"/>
               </w:rPr>
               <w:alias w:val="profession_specialty_id"/>
               <w:tag w:val="profession_specialty_id"/>
@@ -1940,16 +1940,16 @@
                   <w:rPr>
                     <w:rFonts w:ascii="Arial" w:hAnsi="Arial" w:cs="Arial"/>
                     <w:color w:val="000000"/>
-                    <w:sz w:val="20"/>
-                    <w:szCs w:val="20"/>
+                    <w:sz w:val="18"/>
+                    <w:szCs w:val="18"/>
                   </w:rPr>
                 </w:pPr>
                 <w:r>
                   <w:rPr>
                     <w:rFonts w:ascii="Arial" w:hAnsi="Arial" w:cs="Arial"/>
                     <w:color w:val="000000"/>
-                    <w:sz w:val="20"/>
-                    <w:szCs w:val="20"/>
+                    <w:sz w:val="18"/>
+                    <w:szCs w:val="18"/>
                     <w:lang w:val="es-CL" w:eastAsia="es-CL"/>
                   </w:rPr>
                   <w:t>Escriba aquí</w:t>
@@ -1983,8 +1983,8 @@
               <w:rPr>
                 <w:rFonts w:ascii="Arial" w:hAnsi="Arial" w:cs="Arial"/>
                 <w:color w:val="000000"/>
-                <w:sz w:val="20"/>
-                <w:szCs w:val="20"/>
+                <w:sz w:val="18"/>
+                <w:szCs w:val="18"/>
               </w:rPr>
               <w:alias w:val="position_id"/>
               <w:tag w:val="position_id"/>
@@ -2001,16 +2001,16 @@
                   <w:rPr>
                     <w:rFonts w:ascii="Arial" w:hAnsi="Arial" w:cs="Arial"/>
                     <w:color w:val="000000"/>
-                    <w:sz w:val="20"/>
-                    <w:szCs w:val="20"/>
+                    <w:sz w:val="18"/>
+                    <w:szCs w:val="18"/>
                   </w:rPr>
                 </w:pPr>
                 <w:r>
                   <w:rPr>
                     <w:rFonts w:ascii="Arial" w:hAnsi="Arial" w:cs="Arial"/>
                     <w:color w:val="000000"/>
-                    <w:sz w:val="20"/>
-                    <w:szCs w:val="20"/>
+                    <w:sz w:val="18"/>
+                    <w:szCs w:val="18"/>
                     <w:lang w:val="es-CL" w:eastAsia="es-CL"/>
                   </w:rPr>
                   <w:t>Escriba aquí</w:t>
@@ -2043,8 +2043,8 @@
               <w:rPr>
                 <w:rFonts w:ascii="Arial" w:hAnsi="Arial" w:cs="Arial"/>
                 <w:color w:val="000000"/>
-                <w:sz w:val="20"/>
-                <w:szCs w:val="20"/>
+                <w:sz w:val="18"/>
+                <w:szCs w:val="18"/>
               </w:rPr>
               <w:alias w:val="contact_phone"/>
               <w:tag w:val="contact_phone"/>
@@ -2061,16 +2061,16 @@
                   <w:rPr>
                     <w:rFonts w:ascii="Arial" w:hAnsi="Arial" w:cs="Arial"/>
                     <w:color w:val="000000"/>
-                    <w:sz w:val="20"/>
-                    <w:szCs w:val="20"/>
+                    <w:sz w:val="18"/>
+                    <w:szCs w:val="18"/>
                   </w:rPr>
                 </w:pPr>
                 <w:r>
                   <w:rPr>
                     <w:rFonts w:ascii="Arial" w:hAnsi="Arial" w:cs="Arial"/>
                     <w:color w:val="000000"/>
-                    <w:sz w:val="20"/>
-                    <w:szCs w:val="20"/>
+                    <w:sz w:val="18"/>
+                    <w:szCs w:val="18"/>
                     <w:lang w:val="es-CL" w:eastAsia="es-CL"/>
                   </w:rPr>
                   <w:t>Escriba aquí</w:t>
@@ -2217,8 +2217,8 @@
               <w:rPr>
                 <w:rFonts w:ascii="Arial" w:hAnsi="Arial" w:cs="Arial"/>
                 <w:color w:val="000000"/>
-                <w:sz w:val="20"/>
-                <w:szCs w:val="20"/>
+                <w:sz w:val="18"/>
+                <w:szCs w:val="18"/>
               </w:rPr>
               <w:alias w:val="contact_email"/>
               <w:tag w:val="contact_email"/>
@@ -2235,16 +2235,16 @@
                   <w:rPr>
                     <w:rFonts w:ascii="Arial" w:hAnsi="Arial" w:cs="Arial"/>
                     <w:color w:val="000000"/>
-                    <w:sz w:val="20"/>
-                    <w:szCs w:val="20"/>
+                    <w:sz w:val="18"/>
+                    <w:szCs w:val="18"/>
                   </w:rPr>
                 </w:pPr>
                 <w:r>
                   <w:rPr>
                     <w:rFonts w:ascii="Arial" w:hAnsi="Arial" w:cs="Arial"/>
                     <w:color w:val="000000"/>
-                    <w:sz w:val="20"/>
-                    <w:szCs w:val="20"/>
+                    <w:sz w:val="18"/>
+                    <w:szCs w:val="18"/>
                     <w:lang w:val="es-CL" w:eastAsia="es-CL"/>
                   </w:rPr>
                   <w:t>Escriba aquí</w:t>
@@ -2296,8 +2296,8 @@
             <w:rPr>
               <w:rFonts w:ascii="Arial" w:hAnsi="Arial" w:cs="Arial"/>
               <w:color w:val="000000"/>
-              <w:sz w:val="20"/>
-              <w:szCs w:val="20"/>
+              <w:sz w:val="18"/>
+              <w:szCs w:val="18"/>
             </w:rPr>
             <w:alias w:val="registration_date"/>
             <w:tag w:val="registration_date"/>
@@ -2324,16 +2324,16 @@
                   <w:rPr>
                     <w:rFonts w:ascii="Arial" w:hAnsi="Arial" w:cs="Arial"/>
                     <w:color w:val="000000"/>
-                    <w:sz w:val="20"/>
-                    <w:szCs w:val="20"/>
+                    <w:sz w:val="18"/>
+                    <w:szCs w:val="18"/>
                   </w:rPr>
                 </w:pPr>
                 <w:r>
                   <w:rPr>
                     <w:rFonts w:ascii="Arial" w:hAnsi="Arial" w:cs="Arial"/>
                     <w:color w:val="000000"/>
-                    <w:sz w:val="20"/>
-                    <w:szCs w:val="20"/>
+                    <w:sz w:val="18"/>
+                    <w:szCs w:val="18"/>
                     <w:lang w:val="es-CL" w:eastAsia="es-CL"/>
                   </w:rPr>
                   <w:t>Escriba aquí</w:t>
@@ -2648,8 +2648,8 @@
               <w:rPr>
                 <w:rFonts w:ascii="Arial" w:hAnsi="Arial" w:cs="Arial"/>
                 <w:color w:val="000000"/>
-                <w:sz w:val="20"/>
-                <w:szCs w:val="20"/>
+                <w:sz w:val="18"/>
+                <w:szCs w:val="18"/>
               </w:rPr>
               <w:alias w:val="participating_professionals[0].professional_id"/>
               <w:tag w:val="participating_professionals[0].professional_id"/>
@@ -2666,16 +2666,16 @@
                   <w:rPr>
                     <w:rFonts w:ascii="Arial" w:hAnsi="Arial" w:cs="Arial"/>
                     <w:color w:val="000000"/>
-                    <w:sz w:val="20"/>
-                    <w:szCs w:val="20"/>
+                    <w:sz w:val="18"/>
+                    <w:szCs w:val="18"/>
                   </w:rPr>
                 </w:pPr>
                 <w:r>
                   <w:rPr>
                     <w:rFonts w:ascii="Arial" w:hAnsi="Arial" w:cs="Arial"/>
                     <w:color w:val="000000"/>
-                    <w:sz w:val="20"/>
-                    <w:szCs w:val="20"/>
+                    <w:sz w:val="18"/>
+                    <w:szCs w:val="18"/>
                     <w:lang w:val="es-CL" w:eastAsia="es-CL"/>
                   </w:rPr>
                   <w:t>Escriba aquí</w:t>
@@ -2822,8 +2822,8 @@
             <w:rPr>
               <w:rFonts w:ascii="Arial" w:hAnsi="Arial" w:cs="Arial"/>
               <w:color w:val="000000"/>
-              <w:sz w:val="20"/>
-              <w:szCs w:val="20"/>
+              <w:sz w:val="18"/>
+              <w:szCs w:val="18"/>
             </w:rPr>
             <w:alias w:val="participating_professionals[0].profession_id"/>
             <w:tag w:val="participating_professionals[0].profession_id"/>
@@ -2845,16 +2845,16 @@
                   <w:rPr>
                     <w:rFonts w:ascii="Arial" w:hAnsi="Arial" w:cs="Arial"/>
                     <w:color w:val="000000"/>
-                    <w:sz w:val="20"/>
-                    <w:szCs w:val="20"/>
+                    <w:sz w:val="18"/>
+                    <w:szCs w:val="18"/>
                   </w:rPr>
                 </w:pPr>
                 <w:r>
                   <w:rPr>
                     <w:rFonts w:ascii="Arial" w:hAnsi="Arial" w:cs="Arial"/>
                     <w:color w:val="000000"/>
-                    <w:sz w:val="20"/>
-                    <w:szCs w:val="20"/>
+                    <w:sz w:val="18"/>
+                    <w:szCs w:val="18"/>
                     <w:lang w:val="es-CL" w:eastAsia="es-CL"/>
                   </w:rPr>
                   <w:t>Escriba aquí</w:t>
@@ -2868,8 +2868,8 @@
             <w:rPr>
               <w:rFonts w:ascii="Arial" w:hAnsi="Arial" w:cs="Arial"/>
               <w:color w:val="000000"/>
-              <w:sz w:val="20"/>
-              <w:szCs w:val="20"/>
+              <w:sz w:val="18"/>
+              <w:szCs w:val="18"/>
             </w:rPr>
             <w:alias w:val="participating_professionals[0].phone_email"/>
             <w:tag w:val="participating_professionals[0].phone_email"/>
@@ -2891,16 +2891,16 @@
                   <w:rPr>
                     <w:rFonts w:ascii="Arial" w:hAnsi="Arial" w:cs="Arial"/>
                     <w:color w:val="000000"/>
-                    <w:sz w:val="20"/>
-                    <w:szCs w:val="20"/>
+                    <w:sz w:val="18"/>
+                    <w:szCs w:val="18"/>
                   </w:rPr>
                 </w:pPr>
                 <w:r>
                   <w:rPr>
                     <w:rFonts w:ascii="Arial" w:hAnsi="Arial" w:cs="Arial"/>
                     <w:color w:val="000000"/>
-                    <w:sz w:val="20"/>
-                    <w:szCs w:val="20"/>
+                    <w:sz w:val="18"/>
+                    <w:szCs w:val="18"/>
                     <w:lang w:val="es-CL" w:eastAsia="es-CL"/>
                   </w:rPr>
                   <w:t>Escriba aquí</w:t>
@@ -2914,8 +2914,8 @@
             <w:rPr>
               <w:rFonts w:ascii="Arial" w:hAnsi="Arial" w:cs="Arial"/>
               <w:color w:val="000000"/>
-              <w:sz w:val="20"/>
-              <w:szCs w:val="20"/>
+              <w:sz w:val="18"/>
+              <w:szCs w:val="18"/>
             </w:rPr>
             <w:alias w:val="participating_professionals[0].professional_registration"/>
             <w:tag w:val="participating_professionals[0].professional_registration"/>
@@ -2937,16 +2937,16 @@
                   <w:rPr>
                     <w:rFonts w:ascii="Arial" w:hAnsi="Arial" w:cs="Arial"/>
                     <w:color w:val="000000"/>
-                    <w:sz w:val="20"/>
-                    <w:szCs w:val="20"/>
+                    <w:sz w:val="18"/>
+                    <w:szCs w:val="18"/>
                   </w:rPr>
                 </w:pPr>
                 <w:r>
                   <w:rPr>
                     <w:rFonts w:ascii="Arial" w:hAnsi="Arial" w:cs="Arial"/>
                     <w:color w:val="000000"/>
-                    <w:sz w:val="20"/>
-                    <w:szCs w:val="20"/>
+                    <w:sz w:val="18"/>
+                    <w:szCs w:val="18"/>
                     <w:lang w:val="es-CL" w:eastAsia="es-CL"/>
                   </w:rPr>
                   <w:t>Escriba aquí</w:t>
@@ -2966,8 +2966,8 @@
             <w:rPr>
               <w:rFonts w:ascii="Arial" w:hAnsi="Arial" w:cs="Arial"/>
               <w:color w:val="000000"/>
-              <w:sz w:val="20"/>
-              <w:szCs w:val="20"/>
+              <w:sz w:val="18"/>
+              <w:szCs w:val="18"/>
             </w:rPr>
             <w:alias w:val="participating_professionals[1].professional_id"/>
             <w:tag w:val="participating_professionals[1].professional_id"/>
@@ -2989,16 +2989,16 @@
                   <w:rPr>
                     <w:rFonts w:ascii="Arial" w:hAnsi="Arial" w:cs="Arial"/>
                     <w:color w:val="000000"/>
-                    <w:sz w:val="20"/>
-                    <w:szCs w:val="20"/>
+                    <w:sz w:val="18"/>
+                    <w:szCs w:val="18"/>
                   </w:rPr>
                 </w:pPr>
                 <w:r>
                   <w:rPr>
                     <w:rFonts w:ascii="Arial" w:hAnsi="Arial" w:cs="Arial"/>
                     <w:color w:val="000000"/>
-                    <w:sz w:val="20"/>
-                    <w:szCs w:val="20"/>
+                    <w:sz w:val="18"/>
+                    <w:szCs w:val="18"/>
                     <w:lang w:val="es-CL" w:eastAsia="es-CL"/>
                   </w:rPr>
                   <w:t>Escriba aquí</w:t>
@@ -3012,8 +3012,8 @@
             <w:rPr>
               <w:rFonts w:ascii="Arial" w:hAnsi="Arial" w:cs="Arial"/>
               <w:color w:val="000000"/>
-              <w:sz w:val="20"/>
-              <w:szCs w:val="20"/>
+              <w:sz w:val="18"/>
+              <w:szCs w:val="18"/>
             </w:rPr>
             <w:alias w:val="participating_professionals[1].profession_id"/>
             <w:tag w:val="participating_professionals[1].profession_id"/>
@@ -3035,16 +3035,16 @@
                   <w:rPr>
                     <w:rFonts w:ascii="Arial" w:hAnsi="Arial" w:cs="Arial"/>
                     <w:color w:val="000000"/>
-                    <w:sz w:val="20"/>
-                    <w:szCs w:val="20"/>
+                    <w:sz w:val="18"/>
+                    <w:szCs w:val="18"/>
                   </w:rPr>
                 </w:pPr>
                 <w:r>
                   <w:rPr>
                     <w:rFonts w:ascii="Arial" w:hAnsi="Arial" w:cs="Arial"/>
                     <w:color w:val="000000"/>
-                    <w:sz w:val="20"/>
-                    <w:szCs w:val="20"/>
+                    <w:sz w:val="18"/>
+                    <w:szCs w:val="18"/>
                     <w:lang w:val="es-CL" w:eastAsia="es-CL"/>
                   </w:rPr>
                   <w:t>Escriba aquí</w:t>
@@ -3058,8 +3058,8 @@
             <w:rPr>
               <w:rFonts w:ascii="Arial" w:hAnsi="Arial" w:cs="Arial"/>
               <w:color w:val="000000"/>
-              <w:sz w:val="20"/>
-              <w:szCs w:val="20"/>
+              <w:sz w:val="18"/>
+              <w:szCs w:val="18"/>
             </w:rPr>
             <w:alias w:val="participating_professionals[1].phone_email"/>
             <w:tag w:val="participating_professionals[1].phone_email"/>
@@ -3081,16 +3081,16 @@
                   <w:rPr>
                     <w:rFonts w:ascii="Arial" w:hAnsi="Arial" w:cs="Arial"/>
                     <w:color w:val="000000"/>
-                    <w:sz w:val="20"/>
-                    <w:szCs w:val="20"/>
+                    <w:sz w:val="18"/>
+                    <w:szCs w:val="18"/>
                   </w:rPr>
                 </w:pPr>
                 <w:r>
                   <w:rPr>
                     <w:rFonts w:ascii="Arial" w:hAnsi="Arial" w:cs="Arial"/>
                     <w:color w:val="000000"/>
-                    <w:sz w:val="20"/>
-                    <w:szCs w:val="20"/>
+                    <w:sz w:val="18"/>
+                    <w:szCs w:val="18"/>
                     <w:lang w:val="es-CL" w:eastAsia="es-CL"/>
                   </w:rPr>
                   <w:t>Escriba aquí</w:t>
@@ -3104,8 +3104,8 @@
             <w:rPr>
               <w:rFonts w:ascii="Arial" w:hAnsi="Arial" w:cs="Arial"/>
               <w:color w:val="000000"/>
-              <w:sz w:val="20"/>
-              <w:szCs w:val="20"/>
+              <w:sz w:val="18"/>
+              <w:szCs w:val="18"/>
             </w:rPr>
             <w:alias w:val="participating_professionals[1].professional_registration"/>
             <w:tag w:val="participating_professionals[1].professional_registration"/>
@@ -3127,16 +3127,16 @@
                   <w:rPr>
                     <w:rFonts w:ascii="Arial" w:hAnsi="Arial" w:cs="Arial"/>
                     <w:color w:val="000000"/>
-                    <w:sz w:val="20"/>
-                    <w:szCs w:val="20"/>
+                    <w:sz w:val="18"/>
+                    <w:szCs w:val="18"/>
                   </w:rPr>
                 </w:pPr>
                 <w:r>
                   <w:rPr>
                     <w:rFonts w:ascii="Arial" w:hAnsi="Arial" w:cs="Arial"/>
                     <w:color w:val="000000"/>
-                    <w:sz w:val="20"/>
-                    <w:szCs w:val="20"/>
+                    <w:sz w:val="18"/>
+                    <w:szCs w:val="18"/>
                     <w:lang w:val="es-CL" w:eastAsia="es-CL"/>
                   </w:rPr>
                   <w:t>Escriba aquí</w:t>
@@ -3156,8 +3156,8 @@
             <w:rPr>
               <w:rFonts w:ascii="Arial" w:hAnsi="Arial" w:cs="Arial"/>
               <w:color w:val="000000"/>
-              <w:sz w:val="20"/>
-              <w:szCs w:val="20"/>
+              <w:sz w:val="18"/>
+              <w:szCs w:val="18"/>
             </w:rPr>
             <w:alias w:val="participating_professionals[2].professional_id"/>
             <w:tag w:val="participating_professionals[2].professional_id"/>
@@ -3179,16 +3179,16 @@
                   <w:rPr>
                     <w:rFonts w:ascii="Arial" w:hAnsi="Arial" w:cs="Arial"/>
                     <w:color w:val="000000"/>
-                    <w:sz w:val="20"/>
-                    <w:szCs w:val="20"/>
+                    <w:sz w:val="18"/>
+                    <w:szCs w:val="18"/>
                   </w:rPr>
                 </w:pPr>
                 <w:r>
                   <w:rPr>
                     <w:rFonts w:ascii="Arial" w:hAnsi="Arial" w:cs="Arial"/>
                     <w:color w:val="000000"/>
-                    <w:sz w:val="20"/>
-                    <w:szCs w:val="20"/>
+                    <w:sz w:val="18"/>
+                    <w:szCs w:val="18"/>
                     <w:lang w:val="es-CL" w:eastAsia="es-CL"/>
                   </w:rPr>
                   <w:t>Escriba aquí</w:t>
@@ -3202,8 +3202,8 @@
             <w:rPr>
               <w:rFonts w:ascii="Arial" w:hAnsi="Arial" w:cs="Arial"/>
               <w:color w:val="000000"/>
-              <w:sz w:val="20"/>
-              <w:szCs w:val="20"/>
+              <w:sz w:val="18"/>
+              <w:szCs w:val="18"/>
             </w:rPr>
             <w:alias w:val="participating_professionals[2].profession_id"/>
             <w:tag w:val="participating_professionals[2].profession_id"/>
@@ -3225,16 +3225,16 @@
                   <w:rPr>
                     <w:rFonts w:ascii="Arial" w:hAnsi="Arial" w:cs="Arial"/>
                     <w:color w:val="000000"/>
-                    <w:sz w:val="20"/>
-                    <w:szCs w:val="20"/>
+                    <w:sz w:val="18"/>
+                    <w:szCs w:val="18"/>
                   </w:rPr>
                 </w:pPr>
                 <w:r>
                   <w:rPr>
                     <w:rFonts w:ascii="Arial" w:hAnsi="Arial" w:cs="Arial"/>
                     <w:color w:val="000000"/>
-                    <w:sz w:val="20"/>
-                    <w:szCs w:val="20"/>
+                    <w:sz w:val="18"/>
+                    <w:szCs w:val="18"/>
                     <w:lang w:val="es-CL" w:eastAsia="es-CL"/>
                   </w:rPr>
                   <w:t>Escriba aquí</w:t>
@@ -3248,8 +3248,8 @@
             <w:rPr>
               <w:rFonts w:ascii="Arial" w:hAnsi="Arial" w:cs="Arial"/>
               <w:color w:val="000000"/>
-              <w:sz w:val="20"/>
-              <w:szCs w:val="20"/>
+              <w:sz w:val="18"/>
+              <w:szCs w:val="18"/>
             </w:rPr>
             <w:alias w:val="participating_professionals[2].phone_email"/>
             <w:tag w:val="participating_professionals[2].phone_email"/>
@@ -3271,16 +3271,16 @@
                   <w:rPr>
                     <w:rFonts w:ascii="Arial" w:hAnsi="Arial" w:cs="Arial"/>
                     <w:color w:val="000000"/>
-                    <w:sz w:val="20"/>
-                    <w:szCs w:val="20"/>
+                    <w:sz w:val="18"/>
+                    <w:szCs w:val="18"/>
                   </w:rPr>
                 </w:pPr>
                 <w:r>
                   <w:rPr>
                     <w:rFonts w:ascii="Arial" w:hAnsi="Arial" w:cs="Arial"/>
                     <w:color w:val="000000"/>
-                    <w:sz w:val="20"/>
-                    <w:szCs w:val="20"/>
+                    <w:sz w:val="18"/>
+                    <w:szCs w:val="18"/>
                     <w:lang w:val="es-CL" w:eastAsia="es-CL"/>
                   </w:rPr>
                   <w:t>Escriba aquí</w:t>
@@ -3294,8 +3294,8 @@
             <w:rPr>
               <w:rFonts w:ascii="Arial" w:hAnsi="Arial" w:cs="Arial"/>
               <w:color w:val="000000"/>
-              <w:sz w:val="20"/>
-              <w:szCs w:val="20"/>
+              <w:sz w:val="18"/>
+              <w:szCs w:val="18"/>
             </w:rPr>
             <w:alias w:val="participating_professionals[2].professional_registration"/>
             <w:tag w:val="participating_professionals[2].professional_registration"/>
@@ -3317,16 +3317,16 @@
                   <w:rPr>
                     <w:rFonts w:ascii="Arial" w:hAnsi="Arial" w:cs="Arial"/>
                     <w:color w:val="000000"/>
-                    <w:sz w:val="20"/>
-                    <w:szCs w:val="20"/>
+                    <w:sz w:val="18"/>
+                    <w:szCs w:val="18"/>
                   </w:rPr>
                 </w:pPr>
                 <w:r>
                   <w:rPr>
                     <w:rFonts w:ascii="Arial" w:hAnsi="Arial" w:cs="Arial"/>
                     <w:color w:val="000000"/>
-                    <w:sz w:val="20"/>
-                    <w:szCs w:val="20"/>
+                    <w:sz w:val="18"/>
+                    <w:szCs w:val="18"/>
                     <w:lang w:val="es-CL" w:eastAsia="es-CL"/>
                   </w:rPr>
                   <w:t>Escriba aquí</w:t>
@@ -3346,8 +3346,8 @@
             <w:rPr>
               <w:rFonts w:ascii="Arial" w:hAnsi="Arial" w:cs="Arial"/>
               <w:color w:val="000000"/>
-              <w:sz w:val="20"/>
-              <w:szCs w:val="20"/>
+              <w:sz w:val="18"/>
+              <w:szCs w:val="18"/>
             </w:rPr>
             <w:alias w:val="participating_professionals[3].professional_id"/>
             <w:tag w:val="participating_professionals[3].professional_id"/>
@@ -3369,16 +3369,16 @@
                   <w:rPr>
                     <w:rFonts w:ascii="Arial" w:hAnsi="Arial" w:cs="Arial"/>
                     <w:color w:val="000000"/>
-                    <w:sz w:val="20"/>
-                    <w:szCs w:val="20"/>
+                    <w:sz w:val="18"/>
+                    <w:szCs w:val="18"/>
                   </w:rPr>
                 </w:pPr>
                 <w:r>
                   <w:rPr>
                     <w:rFonts w:ascii="Arial" w:hAnsi="Arial" w:cs="Arial"/>
                     <w:color w:val="000000"/>
-                    <w:sz w:val="20"/>
-                    <w:szCs w:val="20"/>
+                    <w:sz w:val="18"/>
+                    <w:szCs w:val="18"/>
                     <w:lang w:val="es-CL" w:eastAsia="es-CL"/>
                   </w:rPr>
                   <w:t>Escriba aquí</w:t>
@@ -3392,8 +3392,8 @@
             <w:rPr>
               <w:rFonts w:ascii="Arial" w:hAnsi="Arial" w:cs="Arial"/>
               <w:color w:val="000000"/>
-              <w:sz w:val="20"/>
-              <w:szCs w:val="20"/>
+              <w:sz w:val="18"/>
+              <w:szCs w:val="18"/>
             </w:rPr>
             <w:alias w:val="participating_professionals[3].profession_id"/>
             <w:tag w:val="participating_professionals[3].profession_id"/>
@@ -3415,16 +3415,16 @@
                   <w:rPr>
                     <w:rFonts w:ascii="Arial" w:hAnsi="Arial" w:cs="Arial"/>
                     <w:color w:val="000000"/>
-                    <w:sz w:val="20"/>
-                    <w:szCs w:val="20"/>
+                    <w:sz w:val="18"/>
+                    <w:szCs w:val="18"/>
                   </w:rPr>
                 </w:pPr>
                 <w:r>
                   <w:rPr>
                     <w:rFonts w:ascii="Arial" w:hAnsi="Arial" w:cs="Arial"/>
                     <w:color w:val="000000"/>
-                    <w:sz w:val="20"/>
-                    <w:szCs w:val="20"/>
+                    <w:sz w:val="18"/>
+                    <w:szCs w:val="18"/>
                     <w:lang w:val="es-CL" w:eastAsia="es-CL"/>
                   </w:rPr>
                   <w:t>Escriba aquí</w:t>
@@ -3438,8 +3438,8 @@
             <w:rPr>
               <w:rFonts w:ascii="Arial" w:hAnsi="Arial" w:cs="Arial"/>
               <w:color w:val="000000"/>
-              <w:sz w:val="20"/>
-              <w:szCs w:val="20"/>
+              <w:sz w:val="18"/>
+              <w:szCs w:val="18"/>
             </w:rPr>
             <w:alias w:val="participating_professionals[3].phone_email"/>
             <w:tag w:val="participating_professionals[3].phone_email"/>
@@ -3461,16 +3461,16 @@
                   <w:rPr>
                     <w:rFonts w:ascii="Arial" w:hAnsi="Arial" w:cs="Arial"/>
                     <w:color w:val="000000"/>
-                    <w:sz w:val="20"/>
-                    <w:szCs w:val="20"/>
+                    <w:sz w:val="18"/>
+                    <w:szCs w:val="18"/>
                   </w:rPr>
                 </w:pPr>
                 <w:r>
                   <w:rPr>
                     <w:rFonts w:ascii="Arial" w:hAnsi="Arial" w:cs="Arial"/>
                     <w:color w:val="000000"/>
-                    <w:sz w:val="20"/>
-                    <w:szCs w:val="20"/>
+                    <w:sz w:val="18"/>
+                    <w:szCs w:val="18"/>
                     <w:lang w:val="es-CL" w:eastAsia="es-CL"/>
                   </w:rPr>
                   <w:t>Escriba aquí</w:t>
@@ -3484,8 +3484,8 @@
             <w:rPr>
               <w:rFonts w:ascii="Arial" w:hAnsi="Arial" w:cs="Arial"/>
               <w:color w:val="000000"/>
-              <w:sz w:val="20"/>
-              <w:szCs w:val="20"/>
+              <w:sz w:val="18"/>
+              <w:szCs w:val="18"/>
             </w:rPr>
             <w:alias w:val="participating_professionals[3].professional_registration"/>
             <w:tag w:val="participating_professionals[3].professional_registration"/>
@@ -3507,16 +3507,16 @@
                   <w:rPr>
                     <w:rFonts w:ascii="Arial" w:hAnsi="Arial" w:cs="Arial"/>
                     <w:color w:val="000000"/>
-                    <w:sz w:val="20"/>
-                    <w:szCs w:val="20"/>
+                    <w:sz w:val="18"/>
+                    <w:szCs w:val="18"/>
                   </w:rPr>
                 </w:pPr>
                 <w:r>
                   <w:rPr>
                     <w:rFonts w:ascii="Arial" w:hAnsi="Arial" w:cs="Arial"/>
                     <w:color w:val="000000"/>
-                    <w:sz w:val="20"/>
-                    <w:szCs w:val="20"/>
+                    <w:sz w:val="18"/>
+                    <w:szCs w:val="18"/>
                     <w:lang w:val="es-CL" w:eastAsia="es-CL"/>
                   </w:rPr>
                   <w:t>Escriba aquí</w:t>
@@ -3536,8 +3536,8 @@
             <w:rPr>
               <w:rFonts w:ascii="Arial" w:hAnsi="Arial" w:cs="Arial"/>
               <w:color w:val="000000"/>
-              <w:sz w:val="20"/>
-              <w:szCs w:val="20"/>
+              <w:sz w:val="18"/>
+              <w:szCs w:val="18"/>
             </w:rPr>
             <w:alias w:val="participating_professionals[4].professional_id"/>
             <w:tag w:val="participating_professionals[4].professional_id"/>
@@ -3559,16 +3559,16 @@
                   <w:rPr>
                     <w:rFonts w:ascii="Arial" w:hAnsi="Arial" w:cs="Arial"/>
                     <w:color w:val="000000"/>
-                    <w:sz w:val="20"/>
-                    <w:szCs w:val="20"/>
+                    <w:sz w:val="18"/>
+                    <w:szCs w:val="18"/>
                   </w:rPr>
                 </w:pPr>
                 <w:r>
                   <w:rPr>
                     <w:rFonts w:ascii="Arial" w:hAnsi="Arial" w:cs="Arial"/>
                     <w:color w:val="000000"/>
-                    <w:sz w:val="20"/>
-                    <w:szCs w:val="20"/>
+                    <w:sz w:val="18"/>
+                    <w:szCs w:val="18"/>
                     <w:lang w:val="es-CL" w:eastAsia="es-CL"/>
                   </w:rPr>
                   <w:t>Escriba aquí</w:t>
@@ -3582,8 +3582,8 @@
             <w:rPr>
               <w:rFonts w:ascii="Arial" w:hAnsi="Arial" w:cs="Arial"/>
               <w:color w:val="000000"/>
-              <w:sz w:val="20"/>
-              <w:szCs w:val="20"/>
+              <w:sz w:val="18"/>
+              <w:szCs w:val="18"/>
             </w:rPr>
             <w:alias w:val="participating_professionals[4].profession_id"/>
             <w:tag w:val="participating_professionals[4].profession_id"/>
@@ -3605,16 +3605,16 @@
                   <w:rPr>
                     <w:rFonts w:ascii="Arial" w:hAnsi="Arial" w:cs="Arial"/>
                     <w:color w:val="000000"/>
-                    <w:sz w:val="20"/>
-                    <w:szCs w:val="20"/>
+                    <w:sz w:val="18"/>
+                    <w:szCs w:val="18"/>
                   </w:rPr>
                 </w:pPr>
                 <w:r>
                   <w:rPr>
                     <w:rFonts w:ascii="Arial" w:hAnsi="Arial" w:cs="Arial"/>
                     <w:color w:val="000000"/>
-                    <w:sz w:val="20"/>
-                    <w:szCs w:val="20"/>
+                    <w:sz w:val="18"/>
+                    <w:szCs w:val="18"/>
                     <w:lang w:val="es-CL" w:eastAsia="es-CL"/>
                   </w:rPr>
                   <w:t>Escriba aquí</w:t>
@@ -3628,8 +3628,8 @@
             <w:rPr>
               <w:rFonts w:ascii="Arial" w:hAnsi="Arial" w:cs="Arial"/>
               <w:color w:val="000000"/>
-              <w:sz w:val="20"/>
-              <w:szCs w:val="20"/>
+              <w:sz w:val="18"/>
+              <w:szCs w:val="18"/>
             </w:rPr>
             <w:alias w:val="participating_professionals[4].phone_email"/>
             <w:tag w:val="participating_professionals[4].phone_email"/>
@@ -3651,16 +3651,16 @@
                   <w:rPr>
                     <w:rFonts w:ascii="Arial" w:hAnsi="Arial" w:cs="Arial"/>
                     <w:color w:val="000000"/>
-                    <w:sz w:val="20"/>
-                    <w:szCs w:val="20"/>
+                    <w:sz w:val="18"/>
+                    <w:szCs w:val="18"/>
                   </w:rPr>
                 </w:pPr>
                 <w:r>
                   <w:rPr>
                     <w:rFonts w:ascii="Arial" w:hAnsi="Arial" w:cs="Arial"/>
                     <w:color w:val="000000"/>
-                    <w:sz w:val="20"/>
-                    <w:szCs w:val="20"/>
+                    <w:sz w:val="18"/>
+                    <w:szCs w:val="18"/>
                     <w:lang w:val="es-CL" w:eastAsia="es-CL"/>
                   </w:rPr>
                   <w:t>Escriba aquí</w:t>
@@ -3674,8 +3674,8 @@
             <w:rPr>
               <w:rFonts w:ascii="Arial" w:hAnsi="Arial" w:cs="Arial"/>
               <w:color w:val="000000"/>
-              <w:sz w:val="20"/>
-              <w:szCs w:val="20"/>
+              <w:sz w:val="18"/>
+              <w:szCs w:val="18"/>
             </w:rPr>
             <w:alias w:val="participating_professionals[4].professional_registration"/>
             <w:tag w:val="participating_professionals[4].professional_registration"/>
@@ -3697,16 +3697,16 @@
                   <w:rPr>
                     <w:rFonts w:ascii="Arial" w:hAnsi="Arial" w:cs="Arial"/>
                     <w:color w:val="000000"/>
-                    <w:sz w:val="20"/>
-                    <w:szCs w:val="20"/>
+                    <w:sz w:val="18"/>
+                    <w:szCs w:val="18"/>
                   </w:rPr>
                 </w:pPr>
                 <w:r>
                   <w:rPr>
                     <w:rFonts w:ascii="Arial" w:hAnsi="Arial" w:cs="Arial"/>
                     <w:color w:val="000000"/>
-                    <w:sz w:val="20"/>
-                    <w:szCs w:val="20"/>
+                    <w:sz w:val="18"/>
+                    <w:szCs w:val="18"/>
                     <w:lang w:val="es-CL" w:eastAsia="es-CL"/>
                   </w:rPr>
                   <w:t>Escriba aquí</w:t>
@@ -3915,8 +3915,8 @@
             <w:rPr>
               <w:rFonts w:ascii="Arial" w:hAnsi="Arial" w:cs="Arial"/>
               <w:color w:val="000000"/>
-              <w:sz w:val="20"/>
-              <w:szCs w:val="20"/>
+              <w:sz w:val="18"/>
+              <w:szCs w:val="18"/>
             </w:rPr>
             <w:alias w:val="disfasia_admission_diagnosis"/>
             <w:tag w:val="disfasia_admission_diagnosis"/>
@@ -3946,16 +3946,16 @@
                   <w:rPr>
                     <w:rFonts w:ascii="Arial" w:hAnsi="Arial" w:cs="Arial"/>
                     <w:color w:val="000000"/>
-                    <w:sz w:val="20"/>
-                    <w:szCs w:val="20"/>
+                    <w:sz w:val="18"/>
+                    <w:szCs w:val="18"/>
                   </w:rPr>
                 </w:pPr>
                 <w:r>
                   <w:rPr>
                     <w:rFonts w:ascii="Arial" w:hAnsi="Arial" w:cs="Arial"/>
                     <w:color w:val="000000"/>
-                    <w:sz w:val="20"/>
-                    <w:szCs w:val="20"/>
+                    <w:sz w:val="18"/>
+                    <w:szCs w:val="18"/>
                     <w:lang w:val="es-CL" w:eastAsia="es-CL"/>
                   </w:rPr>
                   <w:t>Escriba aquí</w:t>
@@ -4016,8 +4016,8 @@
               <w:rPr>
                 <w:rFonts w:ascii="MS Gothic" w:hAnsi="MS Gothic" w:cs="MS Gothic" w:eastAsia="MS Gothic"/>
                 <w:color w:val="000000"/>
-                <w:sz w:val="20"/>
-                <w:szCs w:val="20"/>
+                <w:sz w:val="18"/>
+                <w:szCs w:val="18"/>
               </w:rPr>
               <w:alias w:val="diagnosis_changed_from_admission__si"/>
               <w:tag w:val="diagnosis_changed_from_admission__si"/>
@@ -4043,8 +4043,8 @@
                   <w:rPr>
                     <w:rFonts w:ascii="MS Gothic" w:hAnsi="MS Gothic" w:cs="MS Gothic" w:eastAsia="MS Gothic"/>
                     <w:color w:val="000000"/>
-                    <w:sz w:val="20"/>
-                    <w:szCs w:val="20"/>
+                    <w:sz w:val="18"/>
+                    <w:szCs w:val="18"/>
                   </w:rPr>
                   <w:t>☐</w:t>
                 </w:r>
@@ -4086,8 +4086,8 @@
               <w:rPr>
                 <w:rFonts w:ascii="MS Gothic" w:hAnsi="MS Gothic" w:cs="MS Gothic" w:eastAsia="MS Gothic"/>
                 <w:color w:val="000000"/>
-                <w:sz w:val="20"/>
-                <w:szCs w:val="20"/>
+                <w:sz w:val="18"/>
+                <w:szCs w:val="18"/>
               </w:rPr>
               <w:alias w:val="diagnosis_changed_from_admission__no"/>
               <w:tag w:val="diagnosis_changed_from_admission__no"/>
@@ -4113,8 +4113,8 @@
                   <w:rPr>
                     <w:rFonts w:ascii="MS Gothic" w:hAnsi="MS Gothic" w:cs="MS Gothic" w:eastAsia="MS Gothic"/>
                     <w:color w:val="000000"/>
-                    <w:sz w:val="20"/>
-                    <w:szCs w:val="20"/>
+                    <w:sz w:val="18"/>
+                    <w:szCs w:val="18"/>
                   </w:rPr>
                   <w:t>☐</w:t>
                 </w:r>
@@ -4174,8 +4174,8 @@
               <w:rPr>
                 <w:rFonts w:ascii="Arial" w:hAnsi="Arial" w:cs="Arial"/>
                 <w:color w:val="000000"/>
-                <w:sz w:val="20"/>
-                <w:szCs w:val="20"/>
+                <w:sz w:val="18"/>
+                <w:szCs w:val="18"/>
               </w:rPr>
               <w:alias w:val="diagnosis_modifications_detail"/>
               <w:tag w:val="diagnosis_modifications_detail"/>
@@ -4193,16 +4193,16 @@
                   <w:rPr>
                     <w:rFonts w:ascii="Arial" w:hAnsi="Arial" w:cs="Arial"/>
                     <w:color w:val="000000"/>
-                    <w:sz w:val="20"/>
-                    <w:szCs w:val="20"/>
+                    <w:sz w:val="18"/>
+                    <w:szCs w:val="18"/>
                   </w:rPr>
                 </w:pPr>
                 <w:r>
                   <w:rPr>
                     <w:rFonts w:ascii="Arial" w:hAnsi="Arial" w:cs="Arial"/>
                     <w:color w:val="000000"/>
-                    <w:sz w:val="20"/>
-                    <w:szCs w:val="20"/>
+                    <w:sz w:val="18"/>
+                    <w:szCs w:val="18"/>
                     <w:lang w:val="es-CL" w:eastAsia="es-CL"/>
                   </w:rPr>
                   <w:t>Escriba aquí</w:t>
@@ -4227,8 +4227,8 @@
               <w:rPr>
                 <w:rFonts w:ascii="Arial" w:hAnsi="Arial" w:cs="Arial"/>
                 <w:color w:val="000000"/>
-                <w:sz w:val="20"/>
-                <w:szCs w:val="20"/>
+                <w:sz w:val="18"/>
+                <w:szCs w:val="18"/>
               </w:rPr>
               <w:alias w:val="current_diagnosis_issue_date"/>
               <w:tag w:val="current_diagnosis_issue_date"/>
@@ -4247,16 +4247,16 @@
                   <w:rPr>
                     <w:rFonts w:ascii="Arial" w:hAnsi="Arial" w:cs="Arial"/>
                     <w:color w:val="000000"/>
-                    <w:sz w:val="20"/>
-                    <w:szCs w:val="20"/>
+                    <w:sz w:val="18"/>
+                    <w:szCs w:val="18"/>
                   </w:rPr>
                 </w:pPr>
                 <w:r>
                   <w:rPr>
                     <w:rFonts w:ascii="Arial" w:hAnsi="Arial" w:cs="Arial"/>
                     <w:color w:val="000000"/>
-                    <w:sz w:val="20"/>
-                    <w:szCs w:val="20"/>
+                    <w:sz w:val="18"/>
+                    <w:szCs w:val="18"/>
                     <w:lang w:val="es-CL" w:eastAsia="es-CL"/>
                   </w:rPr>
                   <w:t>Escriba aquí</w:t>
@@ -4342,8 +4342,8 @@
                 <w:rPr>
                   <w:rFonts w:ascii="Arial" w:hAnsi="Arial" w:cs="Arial"/>
                   <w:color w:val="000000"/>
-                  <w:sz w:val="20"/>
-                  <w:szCs w:val="20"/>
+                  <w:sz w:val="18"/>
+                  <w:szCs w:val="18"/>
                 </w:rPr>
                 <w:alias w:val="new_diagnosis_professional_data"/>
                 <w:tag w:val="new_diagnosis_professional_data"/>
@@ -4359,8 +4359,8 @@
                   <w:rPr>
                     <w:rFonts w:ascii="Arial" w:hAnsi="Arial" w:cs="Arial"/>
                     <w:color w:val="000000"/>
-                    <w:sz w:val="20"/>
-                    <w:szCs w:val="20"/>
+                    <w:sz w:val="18"/>
+                    <w:szCs w:val="18"/>
                     <w:lang w:val="es-CL" w:eastAsia="es-CL"/>
                   </w:rPr>
                   <w:t>Escriba aquí</w:t>
@@ -4508,8 +4508,8 @@
               <w:rPr>
                 <w:rFonts w:ascii="Arial" w:hAnsi="Arial" w:cs="Arial"/>
                 <w:color w:val="000000"/>
-                <w:sz w:val="20"/>
-                <w:szCs w:val="20"/>
+                <w:sz w:val="18"/>
+                <w:szCs w:val="18"/>
               </w:rPr>
               <w:alias w:val="nee_synthesis_observations"/>
               <w:tag w:val="nee_synthesis_observations"/>
@@ -4526,16 +4526,16 @@
                   <w:rPr>
                     <w:rFonts w:ascii="Arial" w:hAnsi="Arial" w:cs="Arial"/>
                     <w:color w:val="000000"/>
-                    <w:sz w:val="20"/>
-                    <w:szCs w:val="20"/>
+                    <w:sz w:val="18"/>
+                    <w:szCs w:val="18"/>
                   </w:rPr>
                 </w:pPr>
                 <w:r>
                   <w:rPr>
                     <w:rFonts w:ascii="Arial" w:hAnsi="Arial" w:cs="Arial"/>
                     <w:color w:val="000000"/>
-                    <w:sz w:val="20"/>
-                    <w:szCs w:val="20"/>
+                    <w:sz w:val="18"/>
+                    <w:szCs w:val="18"/>
                     <w:lang w:val="es-CL" w:eastAsia="es-CL"/>
                   </w:rPr>
                   <w:t>Escriba aquí</w:t>
@@ -4779,8 +4779,8 @@
                 <w:rPr>
                   <w:rFonts w:ascii="MS Gothic" w:hAnsi="MS Gothic" w:cs="MS Gothic" w:eastAsia="MS Gothic"/>
                   <w:color w:val="000000"/>
-                  <w:sz w:val="20"/>
-                  <w:szCs w:val="20"/>
+                  <w:sz w:val="18"/>
+                  <w:szCs w:val="18"/>
                 </w:rPr>
                 <w:alias w:val="evidence_observation_guideline"/>
                 <w:tag w:val="evidence_observation_guideline"/>
@@ -4797,8 +4797,8 @@
                   <w:rPr>
                     <w:rFonts w:ascii="MS Gothic" w:hAnsi="MS Gothic" w:cs="MS Gothic" w:eastAsia="MS Gothic"/>
                     <w:color w:val="000000"/>
-                    <w:sz w:val="20"/>
-                    <w:szCs w:val="20"/>
+                    <w:sz w:val="18"/>
+                    <w:szCs w:val="18"/>
                   </w:rPr>
                   <w:t>☐</w:t>
                 </w:r>
@@ -4834,8 +4834,8 @@
                 <w:rPr>
                   <w:rFonts w:ascii="MS Gothic" w:hAnsi="MS Gothic" w:cs="MS Gothic" w:eastAsia="MS Gothic"/>
                   <w:color w:val="000000"/>
-                  <w:sz w:val="20"/>
-                  <w:szCs w:val="20"/>
+                  <w:sz w:val="18"/>
+                  <w:szCs w:val="18"/>
                 </w:rPr>
                 <w:alias w:val="evidence_school_context_observation"/>
                 <w:tag w:val="evidence_school_context_observation"/>
@@ -4852,8 +4852,8 @@
                   <w:rPr>
                     <w:rFonts w:ascii="MS Gothic" w:hAnsi="MS Gothic" w:cs="MS Gothic" w:eastAsia="MS Gothic"/>
                     <w:color w:val="000000"/>
-                    <w:sz w:val="20"/>
-                    <w:szCs w:val="20"/>
+                    <w:sz w:val="18"/>
+                    <w:szCs w:val="18"/>
                   </w:rPr>
                   <w:t>☐</w:t>
                 </w:r>
@@ -4952,8 +4952,8 @@
                 <w:rPr>
                   <w:rFonts w:ascii="MS Gothic" w:hAnsi="MS Gothic" w:cs="MS Gothic" w:eastAsia="MS Gothic"/>
                   <w:color w:val="000000"/>
-                  <w:sz w:val="20"/>
-                  <w:szCs w:val="20"/>
+                  <w:sz w:val="18"/>
+                  <w:szCs w:val="18"/>
                 </w:rPr>
                 <w:alias w:val="evidence_report_school"/>
                 <w:tag w:val="evidence_report_school"/>
@@ -4970,8 +4970,8 @@
                   <w:rPr>
                     <w:rFonts w:ascii="MS Gothic" w:hAnsi="MS Gothic" w:cs="MS Gothic" w:eastAsia="MS Gothic"/>
                     <w:color w:val="000000"/>
-                    <w:sz w:val="20"/>
-                    <w:szCs w:val="20"/>
+                    <w:sz w:val="18"/>
+                    <w:szCs w:val="18"/>
                   </w:rPr>
                   <w:t>☐</w:t>
                 </w:r>
@@ -4990,8 +4990,8 @@
                 <w:rPr>
                   <w:rFonts w:ascii="MS Gothic" w:hAnsi="MS Gothic" w:cs="MS Gothic" w:eastAsia="MS Gothic"/>
                   <w:color w:val="000000"/>
-                  <w:sz w:val="20"/>
-                  <w:szCs w:val="20"/>
+                  <w:sz w:val="18"/>
+                  <w:szCs w:val="18"/>
                 </w:rPr>
                 <w:alias w:val="evidence_report_social"/>
                 <w:tag w:val="evidence_report_social"/>
@@ -5008,8 +5008,8 @@
                   <w:rPr>
                     <w:rFonts w:ascii="MS Gothic" w:hAnsi="MS Gothic" w:cs="MS Gothic" w:eastAsia="MS Gothic"/>
                     <w:color w:val="000000"/>
-                    <w:sz w:val="20"/>
-                    <w:szCs w:val="20"/>
+                    <w:sz w:val="18"/>
+                    <w:szCs w:val="18"/>
                   </w:rPr>
                   <w:t>☐</w:t>
                 </w:r>
@@ -5028,8 +5028,8 @@
                 <w:rPr>
                   <w:rFonts w:ascii="MS Gothic" w:hAnsi="MS Gothic" w:cs="MS Gothic" w:eastAsia="MS Gothic"/>
                   <w:color w:val="000000"/>
-                  <w:sz w:val="20"/>
-                  <w:szCs w:val="20"/>
+                  <w:sz w:val="18"/>
+                  <w:szCs w:val="18"/>
                 </w:rPr>
                 <w:alias w:val="evidence_neurological"/>
                 <w:tag w:val="evidence_neurological"/>
@@ -5046,8 +5046,8 @@
                   <w:rPr>
                     <w:rFonts w:ascii="MS Gothic" w:hAnsi="MS Gothic" w:cs="MS Gothic" w:eastAsia="MS Gothic"/>
                     <w:color w:val="000000"/>
-                    <w:sz w:val="20"/>
-                    <w:szCs w:val="20"/>
+                    <w:sz w:val="18"/>
+                    <w:szCs w:val="18"/>
                   </w:rPr>
                   <w:t>☐</w:t>
                 </w:r>
@@ -5066,8 +5066,8 @@
                 <w:rPr>
                   <w:rFonts w:ascii="MS Gothic" w:hAnsi="MS Gothic" w:cs="MS Gothic" w:eastAsia="MS Gothic"/>
                   <w:color w:val="000000"/>
-                  <w:sz w:val="20"/>
-                  <w:szCs w:val="20"/>
+                  <w:sz w:val="18"/>
+                  <w:szCs w:val="18"/>
                 </w:rPr>
                 <w:alias w:val="evidence_report_psychological"/>
                 <w:tag w:val="evidence_report_psychological"/>
@@ -5084,8 +5084,8 @@
                   <w:rPr>
                     <w:rFonts w:ascii="MS Gothic" w:hAnsi="MS Gothic" w:cs="MS Gothic" w:eastAsia="MS Gothic"/>
                     <w:color w:val="000000"/>
-                    <w:sz w:val="20"/>
-                    <w:szCs w:val="20"/>
+                    <w:sz w:val="18"/>
+                    <w:szCs w:val="18"/>
                   </w:rPr>
                   <w:t>☐</w:t>
                 </w:r>
@@ -5104,8 +5104,8 @@
                 <w:rPr>
                   <w:rFonts w:ascii="MS Gothic" w:hAnsi="MS Gothic" w:cs="MS Gothic" w:eastAsia="MS Gothic"/>
                   <w:color w:val="000000"/>
-                  <w:sz w:val="20"/>
-                  <w:szCs w:val="20"/>
+                  <w:sz w:val="18"/>
+                  <w:szCs w:val="18"/>
                 </w:rPr>
                 <w:alias w:val="evidence_report_fonoaudiological"/>
                 <w:tag w:val="evidence_report_fonoaudiological"/>
@@ -5122,8 +5122,8 @@
                   <w:rPr>
                     <w:rFonts w:ascii="MS Gothic" w:hAnsi="MS Gothic" w:cs="MS Gothic" w:eastAsia="MS Gothic"/>
                     <w:color w:val="000000"/>
-                    <w:sz w:val="20"/>
-                    <w:szCs w:val="20"/>
+                    <w:sz w:val="18"/>
+                    <w:szCs w:val="18"/>
                   </w:rPr>
                   <w:t>☐</w:t>
                 </w:r>
@@ -5142,8 +5142,8 @@
                 <w:rPr>
                   <w:rFonts w:ascii="MS Gothic" w:hAnsi="MS Gothic" w:cs="MS Gothic" w:eastAsia="MS Gothic"/>
                   <w:color w:val="000000"/>
-                  <w:sz w:val="20"/>
-                  <w:szCs w:val="20"/>
+                  <w:sz w:val="18"/>
+                  <w:szCs w:val="18"/>
                 </w:rPr>
                 <w:alias w:val="evidence_report_pedagogical"/>
                 <w:tag w:val="evidence_report_pedagogical"/>
@@ -5160,8 +5160,8 @@
                   <w:rPr>
                     <w:rFonts w:ascii="MS Gothic" w:hAnsi="MS Gothic" w:cs="MS Gothic" w:eastAsia="MS Gothic"/>
                     <w:color w:val="000000"/>
-                    <w:sz w:val="20"/>
-                    <w:szCs w:val="20"/>
+                    <w:sz w:val="18"/>
+                    <w:szCs w:val="18"/>
                   </w:rPr>
                   <w:t>☐</w:t>
                 </w:r>
@@ -5189,8 +5189,8 @@
                 <w:rPr>
                   <w:rFonts w:ascii="MS Gothic" w:hAnsi="MS Gothic" w:cs="MS Gothic" w:eastAsia="MS Gothic"/>
                   <w:color w:val="000000"/>
-                  <w:sz w:val="20"/>
-                  <w:szCs w:val="20"/>
+                  <w:sz w:val="18"/>
+                  <w:szCs w:val="18"/>
                 </w:rPr>
                 <w:alias w:val="evidence_report_psychopedagogical"/>
                 <w:tag w:val="evidence_report_psychopedagogical"/>
@@ -5207,8 +5207,8 @@
                   <w:rPr>
                     <w:rFonts w:ascii="MS Gothic" w:hAnsi="MS Gothic" w:cs="MS Gothic" w:eastAsia="MS Gothic"/>
                     <w:color w:val="000000"/>
-                    <w:sz w:val="20"/>
-                    <w:szCs w:val="20"/>
+                    <w:sz w:val="18"/>
+                    <w:szCs w:val="18"/>
                   </w:rPr>
                   <w:t>☐</w:t>
                 </w:r>
@@ -5248,8 +5248,8 @@
                 <w:rPr>
                   <w:rFonts w:ascii="MS Gothic" w:hAnsi="MS Gothic" w:cs="MS Gothic" w:eastAsia="MS Gothic"/>
                   <w:color w:val="000000"/>
-                  <w:sz w:val="20"/>
-                  <w:szCs w:val="20"/>
+                  <w:sz w:val="18"/>
+                  <w:szCs w:val="18"/>
                 </w:rPr>
                 <w:alias w:val="evidence_health_assessment"/>
                 <w:tag w:val="evidence_health_assessment"/>
@@ -5266,8 +5266,8 @@
                   <w:rPr>
                     <w:rFonts w:ascii="MS Gothic" w:hAnsi="MS Gothic" w:cs="MS Gothic" w:eastAsia="MS Gothic"/>
                     <w:color w:val="000000"/>
-                    <w:sz w:val="20"/>
-                    <w:szCs w:val="20"/>
+                    <w:sz w:val="18"/>
+                    <w:szCs w:val="18"/>
                   </w:rPr>
                   <w:t>☐</w:t>
                 </w:r>
@@ -5296,8 +5296,8 @@
                   <w:rFonts w:ascii="MS Gothic" w:hAnsi="MS Gothic" w:cs="MS Gothic" w:eastAsia="MS Gothic"/>
                   <w:b/>
                   <w:color w:val="000000"/>
-                  <w:sz w:val="20"/>
-                  <w:szCs w:val="20"/>
+                  <w:sz w:val="18"/>
+                  <w:szCs w:val="18"/>
                 </w:rPr>
                 <w:alias w:val="evidence_specialized_health_exam"/>
                 <w:tag w:val="evidence_specialized_health_exam"/>
@@ -5315,8 +5315,8 @@
                     <w:rFonts w:ascii="MS Gothic" w:hAnsi="MS Gothic" w:cs="MS Gothic" w:eastAsia="MS Gothic"/>
                     <w:b/>
                     <w:color w:val="000000"/>
-                    <w:sz w:val="20"/>
-                    <w:szCs w:val="20"/>
+                    <w:sz w:val="18"/>
+                    <w:szCs w:val="18"/>
                   </w:rPr>
                   <w:t>☐</w:t>
                 </w:r>
@@ -5344,8 +5344,8 @@
                 <w:rPr>
                   <w:rFonts w:ascii="Arial" w:hAnsi="Arial" w:cs="Arial"/>
                   <w:color w:val="000000"/>
-                  <w:sz w:val="20"/>
-                  <w:szCs w:val="20"/>
+                  <w:sz w:val="18"/>
+                  <w:szCs w:val="18"/>
                 </w:rPr>
                 <w:alias w:val="evidence_specialized_health_detail"/>
                 <w:tag w:val="evidence_specialized_health_detail"/>
@@ -5361,8 +5361,8 @@
                   <w:rPr>
                     <w:rFonts w:ascii="Arial" w:hAnsi="Arial" w:cs="Arial"/>
                     <w:color w:val="000000"/>
-                    <w:sz w:val="20"/>
-                    <w:szCs w:val="20"/>
+                    <w:sz w:val="18"/>
+                    <w:szCs w:val="18"/>
                     <w:lang w:val="es-CL" w:eastAsia="es-CL"/>
                   </w:rPr>
                   <w:t>Escriba aquí</w:t>
@@ -5419,8 +5419,8 @@
                   <w:rFonts w:ascii="MS Gothic" w:hAnsi="MS Gothic" w:cs="MS Gothic" w:eastAsia="MS Gothic"/>
                   <w:b/>
                   <w:color w:val="000000"/>
-                  <w:sz w:val="20"/>
-                  <w:szCs w:val="20"/>
+                  <w:sz w:val="18"/>
+                  <w:szCs w:val="18"/>
                 </w:rPr>
                 <w:alias w:val="evidence_other"/>
                 <w:tag w:val="evidence_other"/>
@@ -5438,8 +5438,8 @@
                     <w:rFonts w:ascii="MS Gothic" w:hAnsi="MS Gothic" w:cs="MS Gothic" w:eastAsia="MS Gothic"/>
                     <w:b/>
                     <w:color w:val="000000"/>
-                    <w:sz w:val="20"/>
-                    <w:szCs w:val="20"/>
+                    <w:sz w:val="18"/>
+                    <w:szCs w:val="18"/>
                   </w:rPr>
                   <w:t>☐</w:t>
                 </w:r>
@@ -5477,8 +5477,8 @@
                   <w:rFonts w:ascii="Arial" w:hAnsi="Arial" w:cs="Arial"/>
                   <w:b/>
                   <w:color w:val="000000"/>
-                  <w:sz w:val="20"/>
-                  <w:szCs w:val="20"/>
+                  <w:sz w:val="18"/>
+                  <w:szCs w:val="18"/>
                 </w:rPr>
                 <w:alias w:val="evidence_other_detail"/>
                 <w:tag w:val="evidence_other_detail"/>
@@ -5494,8 +5494,8 @@
                   <w:rPr>
                     <w:rFonts w:ascii="Arial" w:hAnsi="Arial" w:cs="Arial"/>
                     <w:color w:val="000000"/>
-                    <w:sz w:val="20"/>
-                    <w:szCs w:val="20"/>
+                    <w:sz w:val="18"/>
+                    <w:szCs w:val="18"/>
                     <w:lang w:val="es-CL" w:eastAsia="es-CL"/>
                   </w:rPr>
                   <w:t>Escriba aquí</w:t>
@@ -5539,8 +5539,8 @@
                 <w:rFonts w:ascii="Arial" w:hAnsi="Arial" w:cs="Arial"/>
                 <w:b/>
                 <w:color w:val="000000"/>
-                <w:sz w:val="20"/>
-                <w:szCs w:val="20"/>
+                <w:sz w:val="18"/>
+                <w:szCs w:val="18"/>
               </w:rPr>
               <w:alias w:val="evidence_documents_count"/>
               <w:tag w:val="evidence_documents_count"/>
@@ -5558,16 +5558,16 @@
                     <w:rFonts w:ascii="Arial" w:hAnsi="Arial" w:cs="Arial"/>
                     <w:b/>
                     <w:color w:val="000000"/>
-                    <w:sz w:val="20"/>
-                    <w:szCs w:val="20"/>
+                    <w:sz w:val="18"/>
+                    <w:szCs w:val="18"/>
                   </w:rPr>
                 </w:pPr>
                 <w:r>
                   <w:rPr>
                     <w:rFonts w:ascii="Arial" w:hAnsi="Arial" w:cs="Arial"/>
                     <w:color w:val="000000"/>
-                    <w:sz w:val="20"/>
-                    <w:szCs w:val="20"/>
+                    <w:sz w:val="18"/>
+                    <w:szCs w:val="18"/>
                     <w:lang w:val="es-CL" w:eastAsia="es-CL"/>
                   </w:rPr>
                   <w:t>Escriba aquí</w:t>
@@ -5737,8 +5737,8 @@
                   <w:rFonts w:ascii="Arial" w:hAnsi="Arial" w:cs="Arial"/>
                   <w:b/>
                   <w:color w:val="000000"/>
-                  <w:sz w:val="20"/>
-                  <w:szCs w:val="20"/>
+                  <w:sz w:val="18"/>
+                  <w:szCs w:val="18"/>
                 </w:rPr>
                 <w:alias w:val="identification_number"/>
                 <w:tag w:val="identification_number"/>
@@ -5754,8 +5754,8 @@
                   <w:rPr>
                     <w:rFonts w:ascii="Arial" w:hAnsi="Arial" w:cs="Arial"/>
                     <w:color w:val="000000"/>
-                    <w:sz w:val="20"/>
-                    <w:szCs w:val="20"/>
+                    <w:sz w:val="18"/>
+                    <w:szCs w:val="18"/>
                     <w:lang w:val="es-CL" w:eastAsia="es-CL"/>
                   </w:rPr>
                   <w:t>Escriba aquí</w:t>
@@ -6008,8 +6008,8 @@
               <w:rPr>
                 <w:rFonts w:ascii="Arial" w:hAnsi="Arial" w:cs="Arial"/>
                 <w:color w:val="000000"/>
-                <w:sz w:val="20"/>
-                <w:szCs w:val="20"/>
+                <w:sz w:val="18"/>
+                <w:szCs w:val="18"/>
               </w:rPr>
               <w:alias w:val="disfasia_language_phonological_receptive"/>
               <w:tag w:val="disfasia_language_phonological_receptive"/>
@@ -6028,16 +6028,16 @@
                   <w:rPr>
                     <w:rFonts w:ascii="Arial" w:hAnsi="Arial" w:cs="Arial"/>
                     <w:color w:val="000000"/>
-                    <w:sz w:val="20"/>
-                    <w:szCs w:val="20"/>
+                    <w:sz w:val="18"/>
+                    <w:szCs w:val="18"/>
                   </w:rPr>
                 </w:pPr>
                 <w:r>
                   <w:rPr>
                     <w:rFonts w:ascii="Arial" w:hAnsi="Arial" w:cs="Arial"/>
                     <w:color w:val="000000"/>
-                    <w:sz w:val="20"/>
-                    <w:szCs w:val="20"/>
+                    <w:sz w:val="18"/>
+                    <w:szCs w:val="18"/>
                     <w:lang w:val="es-CL" w:eastAsia="es-CL"/>
                   </w:rPr>
                   <w:t>Escriba aquí</w:t>
@@ -6121,8 +6121,8 @@
               <w:rPr>
                 <w:rFonts w:ascii="Arial" w:hAnsi="Arial" w:cs="Arial"/>
                 <w:color w:val="000000"/>
-                <w:sz w:val="20"/>
-                <w:szCs w:val="20"/>
+                <w:sz w:val="18"/>
+                <w:szCs w:val="18"/>
               </w:rPr>
               <w:alias w:val="disfasia_language_phonological_expressive"/>
               <w:tag w:val="disfasia_language_phonological_expressive"/>
@@ -6141,16 +6141,16 @@
                   <w:rPr>
                     <w:rFonts w:ascii="Arial" w:hAnsi="Arial" w:cs="Arial"/>
                     <w:color w:val="000000"/>
-                    <w:sz w:val="20"/>
-                    <w:szCs w:val="20"/>
+                    <w:sz w:val="18"/>
+                    <w:szCs w:val="18"/>
                   </w:rPr>
                 </w:pPr>
                 <w:r>
                   <w:rPr>
                     <w:rFonts w:ascii="Arial" w:hAnsi="Arial" w:cs="Arial"/>
                     <w:color w:val="000000"/>
-                    <w:sz w:val="20"/>
-                    <w:szCs w:val="20"/>
+                    <w:sz w:val="18"/>
+                    <w:szCs w:val="18"/>
                     <w:lang w:val="es-CL" w:eastAsia="es-CL"/>
                   </w:rPr>
                   <w:t>Escriba aquí</w:t>
@@ -6250,8 +6250,8 @@
               <w:rPr>
                 <w:rFonts w:ascii="Arial" w:hAnsi="Arial" w:cs="Arial"/>
                 <w:color w:val="000000"/>
-                <w:sz w:val="20"/>
-                <w:szCs w:val="20"/>
+                <w:sz w:val="18"/>
+                <w:szCs w:val="18"/>
               </w:rPr>
               <w:alias w:val="disfasia_language_lexical_receptive"/>
               <w:tag w:val="disfasia_language_lexical_receptive"/>
@@ -6269,16 +6269,16 @@
                   <w:rPr>
                     <w:rFonts w:ascii="Arial" w:hAnsi="Arial" w:cs="Arial"/>
                     <w:color w:val="000000"/>
-                    <w:sz w:val="20"/>
-                    <w:szCs w:val="20"/>
+                    <w:sz w:val="18"/>
+                    <w:szCs w:val="18"/>
                   </w:rPr>
                 </w:pPr>
                 <w:r>
                   <w:rPr>
                     <w:rFonts w:ascii="Arial" w:hAnsi="Arial" w:cs="Arial"/>
                     <w:color w:val="000000"/>
-                    <w:sz w:val="20"/>
-                    <w:szCs w:val="20"/>
+                    <w:sz w:val="18"/>
+                    <w:szCs w:val="18"/>
                     <w:lang w:val="es-CL" w:eastAsia="es-CL"/>
                   </w:rPr>
                   <w:t>Escriba aquí</w:t>
@@ -6358,8 +6358,8 @@
               <w:rPr>
                 <w:rFonts w:ascii="Arial" w:hAnsi="Arial" w:cs="Arial"/>
                 <w:color w:val="000000"/>
-                <w:sz w:val="20"/>
-                <w:szCs w:val="20"/>
+                <w:sz w:val="18"/>
+                <w:szCs w:val="18"/>
               </w:rPr>
               <w:alias w:val="disfasia_language_lexical_expressive"/>
               <w:tag w:val="disfasia_language_lexical_expressive"/>
@@ -6377,16 +6377,16 @@
                   <w:rPr>
                     <w:rFonts w:ascii="Arial" w:hAnsi="Arial" w:cs="Arial"/>
                     <w:color w:val="000000"/>
-                    <w:sz w:val="20"/>
-                    <w:szCs w:val="20"/>
+                    <w:sz w:val="18"/>
+                    <w:szCs w:val="18"/>
                   </w:rPr>
                 </w:pPr>
                 <w:r>
                   <w:rPr>
                     <w:rFonts w:ascii="Arial" w:hAnsi="Arial" w:cs="Arial"/>
                     <w:color w:val="000000"/>
-                    <w:sz w:val="20"/>
-                    <w:szCs w:val="20"/>
+                    <w:sz w:val="18"/>
+                    <w:szCs w:val="18"/>
                     <w:lang w:val="es-CL" w:eastAsia="es-CL"/>
                   </w:rPr>
                   <w:t>Escriba aquí</w:t>
@@ -6476,8 +6476,8 @@
               <w:rPr>
                 <w:rFonts w:ascii="Arial" w:hAnsi="Arial" w:cs="Arial"/>
                 <w:color w:val="000000"/>
-                <w:sz w:val="20"/>
-                <w:szCs w:val="20"/>
+                <w:sz w:val="18"/>
+                <w:szCs w:val="18"/>
               </w:rPr>
               <w:alias w:val="disfasia_language_morphological_receptive"/>
               <w:tag w:val="disfasia_language_morphological_receptive"/>
@@ -6495,16 +6495,16 @@
                   <w:rPr>
                     <w:rFonts w:ascii="Arial" w:hAnsi="Arial" w:cs="Arial"/>
                     <w:color w:val="000000"/>
-                    <w:sz w:val="20"/>
-                    <w:szCs w:val="20"/>
+                    <w:sz w:val="18"/>
+                    <w:szCs w:val="18"/>
                   </w:rPr>
                 </w:pPr>
                 <w:r>
                   <w:rPr>
                     <w:rFonts w:ascii="Arial" w:hAnsi="Arial" w:cs="Arial"/>
                     <w:color w:val="000000"/>
-                    <w:sz w:val="20"/>
-                    <w:szCs w:val="20"/>
+                    <w:sz w:val="18"/>
+                    <w:szCs w:val="18"/>
                     <w:lang w:val="es-CL" w:eastAsia="es-CL"/>
                   </w:rPr>
                   <w:t>Escriba aquí</w:t>
@@ -6584,8 +6584,8 @@
               <w:rPr>
                 <w:rFonts w:ascii="Arial" w:hAnsi="Arial" w:cs="Arial"/>
                 <w:color w:val="000000"/>
-                <w:sz w:val="20"/>
-                <w:szCs w:val="20"/>
+                <w:sz w:val="18"/>
+                <w:szCs w:val="18"/>
               </w:rPr>
               <w:alias w:val="disfasia_language_morphological_expressive"/>
               <w:tag w:val="disfasia_language_morphological_expressive"/>
@@ -6603,16 +6603,16 @@
                   <w:rPr>
                     <w:rFonts w:ascii="Arial" w:hAnsi="Arial" w:cs="Arial"/>
                     <w:color w:val="000000"/>
-                    <w:sz w:val="20"/>
-                    <w:szCs w:val="20"/>
+                    <w:sz w:val="18"/>
+                    <w:szCs w:val="18"/>
                   </w:rPr>
                 </w:pPr>
                 <w:r>
                   <w:rPr>
                     <w:rFonts w:ascii="Arial" w:hAnsi="Arial" w:cs="Arial"/>
                     <w:color w:val="000000"/>
-                    <w:sz w:val="20"/>
-                    <w:szCs w:val="20"/>
+                    <w:sz w:val="18"/>
+                    <w:szCs w:val="18"/>
                     <w:lang w:val="es-CL" w:eastAsia="es-CL"/>
                   </w:rPr>
                   <w:t>Escriba aquí</w:t>
@@ -6712,8 +6712,8 @@
               <w:rPr>
                 <w:rFonts w:ascii="Arial" w:hAnsi="Arial" w:cs="Arial"/>
                 <w:color w:val="000000"/>
-                <w:sz w:val="20"/>
-                <w:szCs w:val="20"/>
+                <w:sz w:val="18"/>
+                <w:szCs w:val="18"/>
               </w:rPr>
               <w:alias w:val="disfasia_language_syntactic_receptive"/>
               <w:tag w:val="disfasia_language_syntactic_receptive"/>
@@ -6731,16 +6731,16 @@
                   <w:rPr>
                     <w:rFonts w:ascii="Arial" w:hAnsi="Arial" w:cs="Arial"/>
                     <w:color w:val="000000"/>
-                    <w:sz w:val="20"/>
-                    <w:szCs w:val="20"/>
+                    <w:sz w:val="18"/>
+                    <w:szCs w:val="18"/>
                   </w:rPr>
                 </w:pPr>
                 <w:r>
                   <w:rPr>
                     <w:rFonts w:ascii="Arial" w:hAnsi="Arial" w:cs="Arial"/>
                     <w:color w:val="000000"/>
-                    <w:sz w:val="20"/>
-                    <w:szCs w:val="20"/>
+                    <w:sz w:val="18"/>
+                    <w:szCs w:val="18"/>
                     <w:lang w:val="es-CL" w:eastAsia="es-CL"/>
                   </w:rPr>
                   <w:t>Escriba aquí</w:t>
@@ -6811,8 +6811,8 @@
               <w:rPr>
                 <w:rFonts w:ascii="Arial" w:hAnsi="Arial" w:cs="Arial"/>
                 <w:color w:val="000000"/>
-                <w:sz w:val="20"/>
-                <w:szCs w:val="20"/>
+                <w:sz w:val="18"/>
+                <w:szCs w:val="18"/>
               </w:rPr>
               <w:alias w:val="disfasia_language_syntactic_expressive"/>
               <w:tag w:val="disfasia_language_syntactic_expressive"/>
@@ -6830,16 +6830,16 @@
                   <w:rPr>
                     <w:rFonts w:ascii="Arial" w:hAnsi="Arial" w:cs="Arial"/>
                     <w:color w:val="000000"/>
-                    <w:sz w:val="20"/>
-                    <w:szCs w:val="20"/>
+                    <w:sz w:val="18"/>
+                    <w:szCs w:val="18"/>
                   </w:rPr>
                 </w:pPr>
                 <w:r>
                   <w:rPr>
                     <w:rFonts w:ascii="Arial" w:hAnsi="Arial" w:cs="Arial"/>
                     <w:color w:val="000000"/>
-                    <w:sz w:val="20"/>
-                    <w:szCs w:val="20"/>
+                    <w:sz w:val="18"/>
+                    <w:szCs w:val="18"/>
                     <w:lang w:val="es-CL" w:eastAsia="es-CL"/>
                   </w:rPr>
                   <w:t>Escriba aquí</w:t>
@@ -6958,8 +6958,8 @@
               <w:rPr>
                 <w:rFonts w:ascii="Arial" w:hAnsi="Arial" w:cs="Arial"/>
                 <w:color w:val="000000"/>
-                <w:sz w:val="20"/>
-                <w:szCs w:val="20"/>
+                <w:sz w:val="18"/>
+                <w:szCs w:val="18"/>
               </w:rPr>
               <w:alias w:val="disfasia_language_semantic_pragmatic_receptive"/>
               <w:tag w:val="disfasia_language_semantic_pragmatic_receptive"/>
@@ -6977,16 +6977,16 @@
                   <w:rPr>
                     <w:rFonts w:ascii="Arial" w:hAnsi="Arial" w:cs="Arial"/>
                     <w:color w:val="000000"/>
-                    <w:sz w:val="20"/>
-                    <w:szCs w:val="20"/>
+                    <w:sz w:val="18"/>
+                    <w:szCs w:val="18"/>
                   </w:rPr>
                 </w:pPr>
                 <w:r>
                   <w:rPr>
                     <w:rFonts w:ascii="Arial" w:hAnsi="Arial" w:cs="Arial"/>
                     <w:color w:val="000000"/>
-                    <w:sz w:val="20"/>
-                    <w:szCs w:val="20"/>
+                    <w:sz w:val="18"/>
+                    <w:szCs w:val="18"/>
                     <w:lang w:val="es-CL" w:eastAsia="es-CL"/>
                   </w:rPr>
                   <w:t>Escriba aquí</w:t>
@@ -7066,8 +7066,8 @@
               <w:rPr>
                 <w:rFonts w:ascii="Arial" w:hAnsi="Arial" w:cs="Arial"/>
                 <w:color w:val="000000"/>
-                <w:sz w:val="20"/>
-                <w:szCs w:val="20"/>
+                <w:sz w:val="18"/>
+                <w:szCs w:val="18"/>
               </w:rPr>
               <w:alias w:val="disfasia_language_semantic_pragmatic_expressive"/>
               <w:tag w:val="disfasia_language_semantic_pragmatic_expressive"/>
@@ -7085,16 +7085,16 @@
                   <w:rPr>
                     <w:rFonts w:ascii="Arial" w:hAnsi="Arial" w:cs="Arial"/>
                     <w:color w:val="000000"/>
-                    <w:sz w:val="20"/>
-                    <w:szCs w:val="20"/>
+                    <w:sz w:val="18"/>
+                    <w:szCs w:val="18"/>
                   </w:rPr>
                 </w:pPr>
                 <w:r>
                   <w:rPr>
                     <w:rFonts w:ascii="Arial" w:hAnsi="Arial" w:cs="Arial"/>
                     <w:color w:val="000000"/>
-                    <w:sz w:val="20"/>
-                    <w:szCs w:val="20"/>
+                    <w:sz w:val="18"/>
+                    <w:szCs w:val="18"/>
                     <w:lang w:val="es-CL" w:eastAsia="es-CL"/>
                   </w:rPr>
                   <w:t>Escriba aquí</w:t>
@@ -7173,8 +7173,8 @@
               <w:rFonts w:ascii="Arial" w:hAnsi="Arial" w:cs="Arial"/>
               <w:b/>
               <w:color w:val="000000"/>
-              <w:sz w:val="20"/>
-              <w:szCs w:val="20"/>
+              <w:sz w:val="18"/>
+              <w:szCs w:val="18"/>
             </w:rPr>
             <w:alias w:val="disfasia_language_written_communication"/>
             <w:tag w:val="disfasia_language_written_communication"/>
@@ -7203,16 +7203,16 @@
                     <w:rFonts w:ascii="Arial" w:hAnsi="Arial" w:cs="Arial"/>
                     <w:b/>
                     <w:color w:val="000000"/>
-                    <w:sz w:val="20"/>
-                    <w:szCs w:val="20"/>
+                    <w:sz w:val="18"/>
+                    <w:szCs w:val="18"/>
                   </w:rPr>
                 </w:pPr>
                 <w:r>
                   <w:rPr>
                     <w:rFonts w:ascii="Arial" w:hAnsi="Arial" w:cs="Arial"/>
                     <w:color w:val="000000"/>
-                    <w:sz w:val="20"/>
-                    <w:szCs w:val="20"/>
+                    <w:sz w:val="18"/>
+                    <w:szCs w:val="18"/>
                     <w:lang w:val="es-CL" w:eastAsia="es-CL"/>
                   </w:rPr>
                   <w:t>Escriba aquí</w:t>
@@ -7278,8 +7278,8 @@
                 <w:rFonts w:ascii="Arial" w:hAnsi="Arial" w:cs="Arial"/>
                 <w:b/>
                 <w:color w:val="000000"/>
-                <w:sz w:val="20"/>
-                <w:szCs w:val="20"/>
+                <w:sz w:val="18"/>
+                <w:szCs w:val="18"/>
               </w:rPr>
               <w:alias w:val="disfasia_language_next_period_emphasis"/>
               <w:tag w:val="disfasia_language_next_period_emphasis"/>
@@ -7300,16 +7300,16 @@
                     <w:rFonts w:ascii="Arial" w:hAnsi="Arial" w:cs="Arial"/>
                     <w:b/>
                     <w:color w:val="000000"/>
-                    <w:sz w:val="20"/>
-                    <w:szCs w:val="20"/>
+                    <w:sz w:val="18"/>
+                    <w:szCs w:val="18"/>
                   </w:rPr>
                 </w:pPr>
                 <w:r>
                   <w:rPr>
                     <w:rFonts w:ascii="Arial" w:hAnsi="Arial" w:cs="Arial"/>
                     <w:color w:val="000000"/>
-                    <w:sz w:val="20"/>
-                    <w:szCs w:val="20"/>
+                    <w:sz w:val="18"/>
+                    <w:szCs w:val="18"/>
                     <w:lang w:val="es-CL" w:eastAsia="es-CL"/>
                   </w:rPr>
                   <w:t>Escriba aquí</w:t>
@@ -7461,8 +7461,8 @@
                 <w:rPr>
                   <w:rFonts w:ascii="MS Gothic" w:hAnsi="MS Gothic" w:cs="MS Gothic" w:eastAsia="MS Gothic"/>
                   <w:color w:val="000000"/>
-                  <w:sz w:val="20"/>
-                  <w:szCs w:val="20"/>
+                  <w:sz w:val="18"/>
+                  <w:szCs w:val="18"/>
                 </w:rPr>
                 <w:alias w:val="disfasia_area_social_family_interview"/>
                 <w:tag w:val="disfasia_area_social_family_interview"/>
@@ -7479,8 +7479,8 @@
                   <w:rPr>
                     <w:rFonts w:ascii="MS Gothic" w:hAnsi="MS Gothic" w:cs="MS Gothic" w:eastAsia="MS Gothic"/>
                     <w:color w:val="000000"/>
-                    <w:sz w:val="20"/>
-                    <w:szCs w:val="20"/>
+                    <w:sz w:val="18"/>
+                    <w:szCs w:val="18"/>
                   </w:rPr>
                   <w:t>☐</w:t>
                 </w:r>
@@ -7499,8 +7499,8 @@
                 <w:rPr>
                   <w:rFonts w:ascii="MS Gothic" w:hAnsi="MS Gothic" w:cs="MS Gothic" w:eastAsia="MS Gothic"/>
                   <w:color w:val="000000"/>
-                  <w:sz w:val="20"/>
-                  <w:szCs w:val="20"/>
+                  <w:sz w:val="18"/>
+                  <w:szCs w:val="18"/>
                 </w:rPr>
                 <w:alias w:val="disfasia_area_social_school_observation"/>
                 <w:tag w:val="disfasia_area_social_school_observation"/>
@@ -7517,8 +7517,8 @@
                   <w:rPr>
                     <w:rFonts w:ascii="MS Gothic" w:hAnsi="MS Gothic" w:cs="MS Gothic" w:eastAsia="MS Gothic"/>
                     <w:color w:val="000000"/>
-                    <w:sz w:val="20"/>
-                    <w:szCs w:val="20"/>
+                    <w:sz w:val="18"/>
+                    <w:szCs w:val="18"/>
                   </w:rPr>
                   <w:t>☐</w:t>
                 </w:r>
@@ -7545,8 +7545,8 @@
                 <w:rPr>
                   <w:rFonts w:ascii="Arial" w:hAnsi="Arial" w:cs="Arial"/>
                   <w:color w:val="000000"/>
-                  <w:sz w:val="20"/>
-                  <w:szCs w:val="20"/>
+                  <w:sz w:val="18"/>
+                  <w:szCs w:val="18"/>
                 </w:rPr>
                 <w:alias w:val="disfasia_area_social_school_observation_detail"/>
                 <w:tag w:val="disfasia_area_social_school_observation_detail"/>
@@ -7562,8 +7562,8 @@
                   <w:rPr>
                     <w:rFonts w:ascii="Arial" w:hAnsi="Arial" w:cs="Arial"/>
                     <w:color w:val="000000"/>
-                    <w:sz w:val="20"/>
-                    <w:szCs w:val="20"/>
+                    <w:sz w:val="18"/>
+                    <w:szCs w:val="18"/>
                     <w:lang w:val="es-CL" w:eastAsia="es-CL"/>
                   </w:rPr>
                   <w:t>Escriba aquí</w:t>
@@ -7601,8 +7601,8 @@
                 <w:rPr>
                   <w:rFonts w:ascii="MS Gothic" w:hAnsi="MS Gothic" w:cs="MS Gothic" w:eastAsia="MS Gothic"/>
                   <w:color w:val="000000"/>
-                  <w:sz w:val="20"/>
-                  <w:szCs w:val="20"/>
+                  <w:sz w:val="18"/>
+                  <w:szCs w:val="18"/>
                 </w:rPr>
                 <w:alias w:val="disfasia_area_social_instrument"/>
                 <w:tag w:val="disfasia_area_social_instrument"/>
@@ -7619,8 +7619,8 @@
                   <w:rPr>
                     <w:rFonts w:ascii="MS Gothic" w:hAnsi="MS Gothic" w:cs="MS Gothic" w:eastAsia="MS Gothic"/>
                     <w:color w:val="000000"/>
-                    <w:sz w:val="20"/>
-                    <w:szCs w:val="20"/>
+                    <w:sz w:val="18"/>
+                    <w:szCs w:val="18"/>
                   </w:rPr>
                   <w:t>☐</w:t>
                 </w:r>
@@ -7647,8 +7647,8 @@
                 <w:rPr>
                   <w:rFonts w:ascii="Arial" w:hAnsi="Arial" w:cs="Arial"/>
                   <w:color w:val="000000"/>
-                  <w:sz w:val="20"/>
-                  <w:szCs w:val="20"/>
+                  <w:sz w:val="18"/>
+                  <w:szCs w:val="18"/>
                 </w:rPr>
                 <w:alias w:val="disfasia_area_social_instrument_detail"/>
                 <w:tag w:val="disfasia_area_social_instrument_detail"/>
@@ -7664,8 +7664,8 @@
                   <w:rPr>
                     <w:rFonts w:ascii="Arial" w:hAnsi="Arial" w:cs="Arial"/>
                     <w:color w:val="000000"/>
-                    <w:sz w:val="20"/>
-                    <w:szCs w:val="20"/>
+                    <w:sz w:val="18"/>
+                    <w:szCs w:val="18"/>
                     <w:lang w:val="es-CL" w:eastAsia="es-CL"/>
                   </w:rPr>
                   <w:t>Escriba aquí</w:t>
@@ -7724,8 +7724,8 @@
             <w:rPr>
               <w:rFonts w:ascii="Arial" w:hAnsi="Arial" w:cs="Arial"/>
               <w:color w:val="000000"/>
-              <w:sz w:val="20"/>
-              <w:szCs w:val="20"/>
+              <w:sz w:val="18"/>
+              <w:szCs w:val="18"/>
             </w:rPr>
             <w:alias w:val="disfasia_area_social_progress"/>
             <w:tag w:val="disfasia_area_social_progress"/>
@@ -7755,16 +7755,16 @@
                   <w:rPr>
                     <w:rFonts w:ascii="Arial" w:hAnsi="Arial" w:cs="Arial"/>
                     <w:color w:val="000000"/>
-                    <w:sz w:val="20"/>
-                    <w:szCs w:val="20"/>
+                    <w:sz w:val="18"/>
+                    <w:szCs w:val="18"/>
                   </w:rPr>
                 </w:pPr>
                 <w:r>
                   <w:rPr>
                     <w:rFonts w:ascii="Arial" w:hAnsi="Arial" w:cs="Arial"/>
                     <w:color w:val="000000"/>
-                    <w:sz w:val="20"/>
-                    <w:szCs w:val="20"/>
+                    <w:sz w:val="18"/>
+                    <w:szCs w:val="18"/>
                     <w:lang w:val="es-CL" w:eastAsia="es-CL"/>
                   </w:rPr>
                   <w:t>Escriba aquí</w:t>
@@ -7828,8 +7828,8 @@
                 <w:rFonts w:ascii="Arial" w:hAnsi="Arial" w:cs="Arial"/>
                 <w:b/>
                 <w:color w:val="000000"/>
-                <w:sz w:val="20"/>
-                <w:szCs w:val="20"/>
+                <w:sz w:val="18"/>
+                <w:szCs w:val="18"/>
               </w:rPr>
               <w:alias w:val="disfasia_area_social_emphasis"/>
               <w:tag w:val="disfasia_area_social_emphasis"/>
@@ -7850,16 +7850,16 @@
                     <w:rFonts w:ascii="Arial" w:hAnsi="Arial" w:cs="Arial"/>
                     <w:b/>
                     <w:color w:val="000000"/>
-                    <w:sz w:val="20"/>
-                    <w:szCs w:val="20"/>
+                    <w:sz w:val="18"/>
+                    <w:szCs w:val="18"/>
                   </w:rPr>
                 </w:pPr>
                 <w:r>
                   <w:rPr>
                     <w:rFonts w:ascii="Arial" w:hAnsi="Arial" w:cs="Arial"/>
                     <w:color w:val="000000"/>
-                    <w:sz w:val="20"/>
-                    <w:szCs w:val="20"/>
+                    <w:sz w:val="18"/>
+                    <w:szCs w:val="18"/>
                     <w:lang w:val="es-CL" w:eastAsia="es-CL"/>
                   </w:rPr>
                   <w:t>Escriba aquí</w:t>
@@ -7985,8 +7985,8 @@
                   <w:rFonts w:ascii="Arial" w:hAnsi="Arial" w:cs="Arial"/>
                   <w:b/>
                   <w:color w:val="000000"/>
-                  <w:sz w:val="20"/>
-                  <w:szCs w:val="20"/>
+                  <w:sz w:val="18"/>
+                  <w:szCs w:val="18"/>
                 </w:rPr>
                 <w:alias w:val="identification_number"/>
                 <w:tag w:val="identification_number"/>
@@ -8002,8 +8002,8 @@
                   <w:rPr>
                     <w:rFonts w:ascii="Arial" w:hAnsi="Arial" w:cs="Arial"/>
                     <w:color w:val="000000"/>
-                    <w:sz w:val="20"/>
-                    <w:szCs w:val="20"/>
+                    <w:sz w:val="18"/>
+                    <w:szCs w:val="18"/>
                     <w:lang w:val="es-CL" w:eastAsia="es-CL"/>
                   </w:rPr>
                   <w:t>Escriba aquí</w:t>
@@ -8082,8 +8082,8 @@
                 <w:rPr>
                   <w:rFonts w:ascii="MS Gothic" w:hAnsi="MS Gothic" w:cs="MS Gothic" w:eastAsia="MS Gothic"/>
                   <w:color w:val="000000"/>
-                  <w:sz w:val="20"/>
-                  <w:szCs w:val="20"/>
+                  <w:sz w:val="18"/>
+                  <w:szCs w:val="18"/>
                 </w:rPr>
                 <w:alias w:val="disfasia_area_cognitive_family_interview"/>
                 <w:tag w:val="disfasia_area_cognitive_family_interview"/>
@@ -8100,8 +8100,8 @@
                   <w:rPr>
                     <w:rFonts w:ascii="MS Gothic" w:hAnsi="MS Gothic" w:cs="MS Gothic" w:eastAsia="MS Gothic"/>
                     <w:color w:val="000000"/>
-                    <w:sz w:val="20"/>
-                    <w:szCs w:val="20"/>
+                    <w:sz w:val="18"/>
+                    <w:szCs w:val="18"/>
                   </w:rPr>
                   <w:t>☐</w:t>
                 </w:r>
@@ -8120,8 +8120,8 @@
                 <w:rPr>
                   <w:rFonts w:ascii="MS Gothic" w:hAnsi="MS Gothic" w:cs="MS Gothic" w:eastAsia="MS Gothic"/>
                   <w:color w:val="000000"/>
-                  <w:sz w:val="20"/>
-                  <w:szCs w:val="20"/>
+                  <w:sz w:val="18"/>
+                  <w:szCs w:val="18"/>
                 </w:rPr>
                 <w:alias w:val="disfasia_area_cognitive_school_observation"/>
                 <w:tag w:val="disfasia_area_cognitive_school_observation"/>
@@ -8138,8 +8138,8 @@
                   <w:rPr>
                     <w:rFonts w:ascii="MS Gothic" w:hAnsi="MS Gothic" w:cs="MS Gothic" w:eastAsia="MS Gothic"/>
                     <w:color w:val="000000"/>
-                    <w:sz w:val="20"/>
-                    <w:szCs w:val="20"/>
+                    <w:sz w:val="18"/>
+                    <w:szCs w:val="18"/>
                   </w:rPr>
                   <w:t>☐</w:t>
                 </w:r>
@@ -8158,8 +8158,8 @@
                 <w:rPr>
                   <w:rFonts w:ascii="Arial" w:hAnsi="Arial" w:cs="Arial"/>
                   <w:color w:val="000000"/>
-                  <w:sz w:val="20"/>
-                  <w:szCs w:val="20"/>
+                  <w:sz w:val="18"/>
+                  <w:szCs w:val="18"/>
                 </w:rPr>
                 <w:alias w:val="disfasia_area_cognitive_school_observation_detail"/>
                 <w:tag w:val="disfasia_area_cognitive_school_observation_detail"/>
@@ -8175,8 +8175,8 @@
                   <w:rPr>
                     <w:rFonts w:ascii="Arial" w:hAnsi="Arial" w:cs="Arial"/>
                     <w:color w:val="000000"/>
-                    <w:sz w:val="20"/>
-                    <w:szCs w:val="20"/>
+                    <w:sz w:val="18"/>
+                    <w:szCs w:val="18"/>
                     <w:lang w:val="es-CL" w:eastAsia="es-CL"/>
                   </w:rPr>
                   <w:t>Escriba aquí</w:t>
@@ -8206,8 +8206,8 @@
                 <w:rPr>
                   <w:rFonts w:ascii="MS Gothic" w:hAnsi="MS Gothic" w:cs="MS Gothic" w:eastAsia="MS Gothic"/>
                   <w:color w:val="000000"/>
-                  <w:sz w:val="20"/>
-                  <w:szCs w:val="20"/>
+                  <w:sz w:val="18"/>
+                  <w:szCs w:val="18"/>
                 </w:rPr>
                 <w:alias w:val="disfasia_area_cognitive_instrument"/>
                 <w:tag w:val="disfasia_area_cognitive_instrument"/>
@@ -8224,8 +8224,8 @@
                   <w:rPr>
                     <w:rFonts w:ascii="MS Gothic" w:hAnsi="MS Gothic" w:cs="MS Gothic" w:eastAsia="MS Gothic"/>
                     <w:color w:val="000000"/>
-                    <w:sz w:val="20"/>
-                    <w:szCs w:val="20"/>
+                    <w:sz w:val="18"/>
+                    <w:szCs w:val="18"/>
                   </w:rPr>
                   <w:t>☐</w:t>
                 </w:r>
@@ -8244,8 +8244,8 @@
                 <w:rPr>
                   <w:rFonts w:ascii="Arial" w:hAnsi="Arial" w:cs="Arial"/>
                   <w:color w:val="000000"/>
-                  <w:sz w:val="20"/>
-                  <w:szCs w:val="20"/>
+                  <w:sz w:val="18"/>
+                  <w:szCs w:val="18"/>
                 </w:rPr>
                 <w:alias w:val="disfasia_area_cognitive_instrument_detail"/>
                 <w:tag w:val="disfasia_area_cognitive_instrument_detail"/>
@@ -8261,8 +8261,8 @@
                   <w:rPr>
                     <w:rFonts w:ascii="Arial" w:hAnsi="Arial" w:cs="Arial"/>
                     <w:color w:val="000000"/>
-                    <w:sz w:val="20"/>
-                    <w:szCs w:val="20"/>
+                    <w:sz w:val="18"/>
+                    <w:szCs w:val="18"/>
                     <w:lang w:val="es-CL" w:eastAsia="es-CL"/>
                   </w:rPr>
                   <w:t>Escriba aquí</w:t>
@@ -8333,8 +8333,8 @@
               <w:rPr>
                 <w:rFonts w:ascii="Arial" w:hAnsi="Arial" w:cs="Arial"/>
                 <w:color w:val="000000"/>
-                <w:sz w:val="20"/>
-                <w:szCs w:val="20"/>
+                <w:sz w:val="18"/>
+                <w:szCs w:val="18"/>
               </w:rPr>
               <w:alias w:val="disfasia_area_cognitive_progress"/>
               <w:tag w:val="disfasia_area_cognitive_progress"/>
@@ -8352,16 +8352,16 @@
                   <w:rPr>
                     <w:rFonts w:ascii="Arial" w:hAnsi="Arial" w:cs="Arial"/>
                     <w:color w:val="000000"/>
-                    <w:sz w:val="20"/>
-                    <w:szCs w:val="20"/>
+                    <w:sz w:val="18"/>
+                    <w:szCs w:val="18"/>
                   </w:rPr>
                 </w:pPr>
                 <w:r>
                   <w:rPr>
                     <w:rFonts w:ascii="Arial" w:hAnsi="Arial" w:cs="Arial"/>
                     <w:color w:val="000000"/>
-                    <w:sz w:val="20"/>
-                    <w:szCs w:val="20"/>
+                    <w:sz w:val="18"/>
+                    <w:szCs w:val="18"/>
                     <w:lang w:val="es-CL" w:eastAsia="es-CL"/>
                   </w:rPr>
                   <w:t>Escriba aquí</w:t>
@@ -8437,8 +8437,8 @@
                 <w:rPr>
                   <w:rFonts w:ascii="Arial" w:hAnsi="Arial" w:cs="Arial"/>
                   <w:color w:val="000000"/>
-                  <w:sz w:val="20"/>
-                  <w:szCs w:val="20"/>
+                  <w:sz w:val="18"/>
+                  <w:szCs w:val="18"/>
                 </w:rPr>
                 <w:alias w:val="disfasia_area_cognitive_emphasis"/>
                 <w:tag w:val="disfasia_area_cognitive_emphasis"/>
@@ -8454,8 +8454,8 @@
                   <w:rPr>
                     <w:rFonts w:ascii="Arial" w:hAnsi="Arial" w:cs="Arial"/>
                     <w:color w:val="000000"/>
-                    <w:sz w:val="20"/>
-                    <w:szCs w:val="20"/>
+                    <w:sz w:val="18"/>
+                    <w:szCs w:val="18"/>
                     <w:lang w:val="es-CL" w:eastAsia="es-CL"/>
                   </w:rPr>
                   <w:t>Escriba aquí</w:t>
@@ -8601,8 +8601,8 @@
                 <w:rPr>
                   <w:rFonts w:ascii="MS Gothic" w:hAnsi="MS Gothic" w:cs="MS Gothic" w:eastAsia="MS Gothic"/>
                   <w:color w:val="000000"/>
-                  <w:sz w:val="20"/>
-                  <w:szCs w:val="20"/>
+                  <w:sz w:val="18"/>
+                  <w:szCs w:val="18"/>
                 </w:rPr>
                 <w:alias w:val="disfasia_area_sensory_family_interview"/>
                 <w:tag w:val="disfasia_area_sensory_family_interview"/>
@@ -8619,8 +8619,8 @@
                   <w:rPr>
                     <w:rFonts w:ascii="MS Gothic" w:hAnsi="MS Gothic" w:cs="MS Gothic" w:eastAsia="MS Gothic"/>
                     <w:color w:val="000000"/>
-                    <w:sz w:val="20"/>
-                    <w:szCs w:val="20"/>
+                    <w:sz w:val="18"/>
+                    <w:szCs w:val="18"/>
                   </w:rPr>
                   <w:t>☐</w:t>
                 </w:r>
@@ -8639,8 +8639,8 @@
                 <w:rPr>
                   <w:rFonts w:ascii="MS Gothic" w:hAnsi="MS Gothic" w:cs="MS Gothic" w:eastAsia="MS Gothic"/>
                   <w:color w:val="000000"/>
-                  <w:sz w:val="20"/>
-                  <w:szCs w:val="20"/>
+                  <w:sz w:val="18"/>
+                  <w:szCs w:val="18"/>
                 </w:rPr>
                 <w:alias w:val="disfasia_area_sensory_school_observation"/>
                 <w:tag w:val="disfasia_area_sensory_school_observation"/>
@@ -8657,8 +8657,8 @@
                   <w:rPr>
                     <w:rFonts w:ascii="MS Gothic" w:hAnsi="MS Gothic" w:cs="MS Gothic" w:eastAsia="MS Gothic"/>
                     <w:color w:val="000000"/>
-                    <w:sz w:val="20"/>
-                    <w:szCs w:val="20"/>
+                    <w:sz w:val="18"/>
+                    <w:szCs w:val="18"/>
                   </w:rPr>
                   <w:t>☐</w:t>
                 </w:r>
@@ -8685,8 +8685,8 @@
                 <w:rPr>
                   <w:rFonts w:ascii="Arial" w:hAnsi="Arial" w:cs="Arial"/>
                   <w:color w:val="000000"/>
-                  <w:sz w:val="20"/>
-                  <w:szCs w:val="20"/>
+                  <w:sz w:val="18"/>
+                  <w:szCs w:val="18"/>
                 </w:rPr>
                 <w:alias w:val="disfasia_area_sensory_school_observation_detail"/>
                 <w:tag w:val="disfasia_area_sensory_school_observation_detail"/>
@@ -8702,8 +8702,8 @@
                   <w:rPr>
                     <w:rFonts w:ascii="Arial" w:hAnsi="Arial" w:cs="Arial"/>
                     <w:color w:val="000000"/>
-                    <w:sz w:val="20"/>
-                    <w:szCs w:val="20"/>
+                    <w:sz w:val="18"/>
+                    <w:szCs w:val="18"/>
                     <w:lang w:val="es-CL" w:eastAsia="es-CL"/>
                   </w:rPr>
                   <w:t>Escriba aquí</w:t>
@@ -8733,8 +8733,8 @@
                 <w:rPr>
                   <w:rFonts w:ascii="MS Gothic" w:hAnsi="MS Gothic" w:cs="MS Gothic" w:eastAsia="MS Gothic"/>
                   <w:color w:val="000000"/>
-                  <w:sz w:val="20"/>
-                  <w:szCs w:val="20"/>
+                  <w:sz w:val="18"/>
+                  <w:szCs w:val="18"/>
                 </w:rPr>
                 <w:alias w:val="disfasia_area_sensory_instrument"/>
                 <w:tag w:val="disfasia_area_sensory_instrument"/>
@@ -8751,8 +8751,8 @@
                   <w:rPr>
                     <w:rFonts w:ascii="MS Gothic" w:hAnsi="MS Gothic" w:cs="MS Gothic" w:eastAsia="MS Gothic"/>
                     <w:color w:val="000000"/>
-                    <w:sz w:val="20"/>
-                    <w:szCs w:val="20"/>
+                    <w:sz w:val="18"/>
+                    <w:szCs w:val="18"/>
                   </w:rPr>
                   <w:t>☐</w:t>
                 </w:r>
@@ -8771,8 +8771,8 @@
                 <w:rPr>
                   <w:rFonts w:ascii="Arial" w:hAnsi="Arial" w:cs="Arial"/>
                   <w:color w:val="000000"/>
-                  <w:sz w:val="20"/>
-                  <w:szCs w:val="20"/>
+                  <w:sz w:val="18"/>
+                  <w:szCs w:val="18"/>
                 </w:rPr>
                 <w:alias w:val="disfasia_area_sensory_instrument_detail"/>
                 <w:tag w:val="disfasia_area_sensory_instrument_detail"/>
@@ -8788,8 +8788,8 @@
                   <w:rPr>
                     <w:rFonts w:ascii="Arial" w:hAnsi="Arial" w:cs="Arial"/>
                     <w:color w:val="000000"/>
-                    <w:sz w:val="20"/>
-                    <w:szCs w:val="20"/>
+                    <w:sz w:val="18"/>
+                    <w:szCs w:val="18"/>
                     <w:lang w:val="es-CL" w:eastAsia="es-CL"/>
                   </w:rPr>
                   <w:t>Escriba aquí</w:t>
@@ -8852,8 +8852,8 @@
             <w:rPr>
               <w:rFonts w:ascii="Arial" w:hAnsi="Arial" w:cs="Arial"/>
               <w:color w:val="000000"/>
-              <w:sz w:val="20"/>
-              <w:szCs w:val="20"/>
+              <w:sz w:val="18"/>
+              <w:szCs w:val="18"/>
             </w:rPr>
             <w:alias w:val="disfasia_area_sensory_progress"/>
             <w:tag w:val="disfasia_area_sensory_progress"/>
@@ -8881,16 +8881,16 @@
                   <w:rPr>
                     <w:rFonts w:ascii="Arial" w:hAnsi="Arial" w:cs="Arial"/>
                     <w:color w:val="000000"/>
-                    <w:sz w:val="20"/>
-                    <w:szCs w:val="20"/>
+                    <w:sz w:val="18"/>
+                    <w:szCs w:val="18"/>
                   </w:rPr>
                 </w:pPr>
                 <w:r>
                   <w:rPr>
                     <w:rFonts w:ascii="Arial" w:hAnsi="Arial" w:cs="Arial"/>
                     <w:color w:val="000000"/>
-                    <w:sz w:val="20"/>
-                    <w:szCs w:val="20"/>
+                    <w:sz w:val="18"/>
+                    <w:szCs w:val="18"/>
                     <w:lang w:val="es-CL" w:eastAsia="es-CL"/>
                   </w:rPr>
                   <w:t>Escriba aquí</w:t>
@@ -8955,8 +8955,8 @@
                 <w:rFonts w:ascii="Arial" w:hAnsi="Arial" w:cs="Arial"/>
                 <w:b/>
                 <w:color w:val="000000"/>
-                <w:sz w:val="20"/>
-                <w:szCs w:val="20"/>
+                <w:sz w:val="18"/>
+                <w:szCs w:val="18"/>
               </w:rPr>
               <w:alias w:val="disfasia_area_sensory_emphasis"/>
               <w:tag w:val="disfasia_area_sensory_emphasis"/>
@@ -8975,16 +8975,16 @@
                     <w:rFonts w:ascii="Arial" w:hAnsi="Arial" w:cs="Arial"/>
                     <w:b/>
                     <w:color w:val="000000"/>
-                    <w:sz w:val="20"/>
-                    <w:szCs w:val="20"/>
+                    <w:sz w:val="18"/>
+                    <w:szCs w:val="18"/>
                   </w:rPr>
                 </w:pPr>
                 <w:r>
                   <w:rPr>
                     <w:rFonts w:ascii="Arial" w:hAnsi="Arial" w:cs="Arial"/>
                     <w:color w:val="000000"/>
-                    <w:sz w:val="20"/>
-                    <w:szCs w:val="20"/>
+                    <w:sz w:val="18"/>
+                    <w:szCs w:val="18"/>
                     <w:lang w:val="es-CL" w:eastAsia="es-CL"/>
                   </w:rPr>
                   <w:t>Escriba aquí</w:t>
@@ -9118,8 +9118,8 @@
                 <w:rPr>
                   <w:rFonts w:ascii="MS Gothic" w:hAnsi="MS Gothic" w:cs="MS Gothic" w:eastAsia="MS Gothic"/>
                   <w:color w:val="000000"/>
-                  <w:sz w:val="20"/>
-                  <w:szCs w:val="20"/>
+                  <w:sz w:val="18"/>
+                  <w:szCs w:val="18"/>
                 </w:rPr>
                 <w:alias w:val="disfasia_area_motor_family_interview"/>
                 <w:tag w:val="disfasia_area_motor_family_interview"/>
@@ -9136,8 +9136,8 @@
                   <w:rPr>
                     <w:rFonts w:ascii="MS Gothic" w:hAnsi="MS Gothic" w:cs="MS Gothic" w:eastAsia="MS Gothic"/>
                     <w:color w:val="000000"/>
-                    <w:sz w:val="20"/>
-                    <w:szCs w:val="20"/>
+                    <w:sz w:val="18"/>
+                    <w:szCs w:val="18"/>
                   </w:rPr>
                   <w:t>☐</w:t>
                 </w:r>
@@ -9156,8 +9156,8 @@
                 <w:rPr>
                   <w:rFonts w:ascii="MS Gothic" w:hAnsi="MS Gothic" w:cs="MS Gothic" w:eastAsia="MS Gothic"/>
                   <w:color w:val="000000"/>
-                  <w:sz w:val="20"/>
-                  <w:szCs w:val="20"/>
+                  <w:sz w:val="18"/>
+                  <w:szCs w:val="18"/>
                 </w:rPr>
                 <w:alias w:val="disfasia_area_motor_school_observation"/>
                 <w:tag w:val="disfasia_area_motor_school_observation"/>
@@ -9174,8 +9174,8 @@
                   <w:rPr>
                     <w:rFonts w:ascii="MS Gothic" w:hAnsi="MS Gothic" w:cs="MS Gothic" w:eastAsia="MS Gothic"/>
                     <w:color w:val="000000"/>
-                    <w:sz w:val="20"/>
-                    <w:szCs w:val="20"/>
+                    <w:sz w:val="18"/>
+                    <w:szCs w:val="18"/>
                   </w:rPr>
                   <w:t>☐</w:t>
                 </w:r>
@@ -9202,8 +9202,8 @@
                 <w:rPr>
                   <w:rFonts w:ascii="Arial" w:hAnsi="Arial" w:cs="Arial"/>
                   <w:color w:val="000000"/>
-                  <w:sz w:val="20"/>
-                  <w:szCs w:val="20"/>
+                  <w:sz w:val="18"/>
+                  <w:szCs w:val="18"/>
                 </w:rPr>
                 <w:alias w:val="disfasia_area_motor_school_observation_detail"/>
                 <w:tag w:val="disfasia_area_motor_school_observation_detail"/>
@@ -9219,8 +9219,8 @@
                   <w:rPr>
                     <w:rFonts w:ascii="Arial" w:hAnsi="Arial" w:cs="Arial"/>
                     <w:color w:val="000000"/>
-                    <w:sz w:val="20"/>
-                    <w:szCs w:val="20"/>
+                    <w:sz w:val="18"/>
+                    <w:szCs w:val="18"/>
                     <w:lang w:val="es-CL" w:eastAsia="es-CL"/>
                   </w:rPr>
                   <w:t>Escriba aquí</w:t>
@@ -9250,8 +9250,8 @@
                 <w:rPr>
                   <w:rFonts w:ascii="MS Gothic" w:hAnsi="MS Gothic" w:cs="MS Gothic" w:eastAsia="MS Gothic"/>
                   <w:color w:val="000000"/>
-                  <w:sz w:val="20"/>
-                  <w:szCs w:val="20"/>
+                  <w:sz w:val="18"/>
+                  <w:szCs w:val="18"/>
                 </w:rPr>
                 <w:alias w:val="disfasia_area_motor_instrument"/>
                 <w:tag w:val="disfasia_area_motor_instrument"/>
@@ -9268,8 +9268,8 @@
                   <w:rPr>
                     <w:rFonts w:ascii="MS Gothic" w:hAnsi="MS Gothic" w:cs="MS Gothic" w:eastAsia="MS Gothic"/>
                     <w:color w:val="000000"/>
-                    <w:sz w:val="20"/>
-                    <w:szCs w:val="20"/>
+                    <w:sz w:val="18"/>
+                    <w:szCs w:val="18"/>
                   </w:rPr>
                   <w:t>☐</w:t>
                 </w:r>
@@ -9296,8 +9296,8 @@
                 <w:rPr>
                   <w:rFonts w:ascii="Arial" w:hAnsi="Arial" w:cs="Arial"/>
                   <w:color w:val="000000"/>
-                  <w:sz w:val="20"/>
-                  <w:szCs w:val="20"/>
+                  <w:sz w:val="18"/>
+                  <w:szCs w:val="18"/>
                 </w:rPr>
                 <w:alias w:val="disfasia_area_motor_instrument_detail"/>
                 <w:tag w:val="disfasia_area_motor_instrument_detail"/>
@@ -9313,8 +9313,8 @@
                   <w:rPr>
                     <w:rFonts w:ascii="Arial" w:hAnsi="Arial" w:cs="Arial"/>
                     <w:color w:val="000000"/>
-                    <w:sz w:val="20"/>
-                    <w:szCs w:val="20"/>
+                    <w:sz w:val="18"/>
+                    <w:szCs w:val="18"/>
                     <w:lang w:val="es-CL" w:eastAsia="es-CL"/>
                   </w:rPr>
                   <w:t>Escriba aquí</w:t>
@@ -9383,8 +9383,8 @@
               <w:rPr>
                 <w:rFonts w:ascii="Arial" w:hAnsi="Arial" w:cs="Arial"/>
                 <w:color w:val="000000"/>
-                <w:sz w:val="20"/>
-                <w:szCs w:val="20"/>
+                <w:sz w:val="18"/>
+                <w:szCs w:val="18"/>
               </w:rPr>
               <w:alias w:val="disfasia_area_motor_progress"/>
               <w:tag w:val="disfasia_area_motor_progress"/>
@@ -9404,16 +9404,16 @@
                   <w:rPr>
                     <w:rFonts w:ascii="Arial" w:hAnsi="Arial" w:cs="Arial"/>
                     <w:color w:val="000000"/>
-                    <w:sz w:val="20"/>
-                    <w:szCs w:val="20"/>
+                    <w:sz w:val="18"/>
+                    <w:szCs w:val="18"/>
                   </w:rPr>
                 </w:pPr>
                 <w:r>
                   <w:rPr>
                     <w:rFonts w:ascii="Arial" w:hAnsi="Arial" w:cs="Arial"/>
                     <w:color w:val="000000"/>
-                    <w:sz w:val="20"/>
-                    <w:szCs w:val="20"/>
+                    <w:sz w:val="18"/>
+                    <w:szCs w:val="18"/>
                     <w:lang w:val="es-CL" w:eastAsia="es-CL"/>
                   </w:rPr>
                   <w:t>Escriba aquí</w:t>
@@ -9491,8 +9491,8 @@
                 <w:rFonts w:ascii="Arial" w:hAnsi="Arial" w:cs="Arial"/>
                 <w:b/>
                 <w:color w:val="000000"/>
-                <w:sz w:val="20"/>
-                <w:szCs w:val="20"/>
+                <w:sz w:val="18"/>
+                <w:szCs w:val="18"/>
               </w:rPr>
               <w:alias w:val="disfasia_area_motor_emphasis"/>
               <w:tag w:val="disfasia_area_motor_emphasis"/>
@@ -9513,16 +9513,16 @@
                     <w:rFonts w:ascii="Arial" w:hAnsi="Arial" w:cs="Arial"/>
                     <w:b/>
                     <w:color w:val="000000"/>
-                    <w:sz w:val="20"/>
-                    <w:szCs w:val="20"/>
+                    <w:sz w:val="18"/>
+                    <w:szCs w:val="18"/>
                   </w:rPr>
                 </w:pPr>
                 <w:r>
                   <w:rPr>
                     <w:rFonts w:ascii="Arial" w:hAnsi="Arial" w:cs="Arial"/>
                     <w:color w:val="000000"/>
-                    <w:sz w:val="20"/>
-                    <w:szCs w:val="20"/>
+                    <w:sz w:val="18"/>
+                    <w:szCs w:val="18"/>
                     <w:lang w:val="es-CL" w:eastAsia="es-CL"/>
                   </w:rPr>
                   <w:t>Escriba aquí</w:t>
@@ -9657,8 +9657,8 @@
                 <w:rPr>
                   <w:rFonts w:ascii="MS Gothic" w:hAnsi="MS Gothic" w:cs="MS Gothic" w:eastAsia="MS Gothic"/>
                   <w:color w:val="000000"/>
-                  <w:sz w:val="20"/>
-                  <w:szCs w:val="20"/>
+                  <w:sz w:val="18"/>
+                  <w:szCs w:val="18"/>
                 </w:rPr>
                 <w:alias w:val="disfasia_area_functional_academic_family_interview"/>
                 <w:tag w:val="disfasia_area_functional_academic_family_interview"/>
@@ -9675,8 +9675,8 @@
                   <w:rPr>
                     <w:rFonts w:ascii="MS Gothic" w:hAnsi="MS Gothic" w:cs="MS Gothic" w:eastAsia="MS Gothic"/>
                     <w:color w:val="000000"/>
-                    <w:sz w:val="20"/>
-                    <w:szCs w:val="20"/>
+                    <w:sz w:val="18"/>
+                    <w:szCs w:val="18"/>
                   </w:rPr>
                   <w:t>☐</w:t>
                 </w:r>
@@ -9695,8 +9695,8 @@
                 <w:rPr>
                   <w:rFonts w:ascii="MS Gothic" w:hAnsi="MS Gothic" w:cs="MS Gothic" w:eastAsia="MS Gothic"/>
                   <w:color w:val="000000"/>
-                  <w:sz w:val="20"/>
-                  <w:szCs w:val="20"/>
+                  <w:sz w:val="18"/>
+                  <w:szCs w:val="18"/>
                 </w:rPr>
                 <w:alias w:val="disfasia_area_functional_academic_school_observation"/>
                 <w:tag w:val="disfasia_area_functional_academic_school_observation"/>
@@ -9713,8 +9713,8 @@
                   <w:rPr>
                     <w:rFonts w:ascii="MS Gothic" w:hAnsi="MS Gothic" w:cs="MS Gothic" w:eastAsia="MS Gothic"/>
                     <w:color w:val="000000"/>
-                    <w:sz w:val="20"/>
-                    <w:szCs w:val="20"/>
+                    <w:sz w:val="18"/>
+                    <w:szCs w:val="18"/>
                   </w:rPr>
                   <w:t>☐</w:t>
                 </w:r>
@@ -9741,8 +9741,8 @@
                 <w:rPr>
                   <w:rFonts w:ascii="Arial" w:hAnsi="Arial" w:cs="Arial"/>
                   <w:color w:val="000000"/>
-                  <w:sz w:val="20"/>
-                  <w:szCs w:val="20"/>
+                  <w:sz w:val="18"/>
+                  <w:szCs w:val="18"/>
                 </w:rPr>
                 <w:alias w:val="disfasia_area_functional_academic_school_observation_detail"/>
                 <w:tag w:val="disfasia_area_functional_academic_school_observation_detail"/>
@@ -9758,8 +9758,8 @@
                   <w:rPr>
                     <w:rFonts w:ascii="Arial" w:hAnsi="Arial" w:cs="Arial"/>
                     <w:color w:val="000000"/>
-                    <w:sz w:val="20"/>
-                    <w:szCs w:val="20"/>
+                    <w:sz w:val="18"/>
+                    <w:szCs w:val="18"/>
                     <w:lang w:val="es-CL" w:eastAsia="es-CL"/>
                   </w:rPr>
                   <w:t>Escriba aquí</w:t>
@@ -9789,8 +9789,8 @@
                 <w:rPr>
                   <w:rFonts w:ascii="MS Gothic" w:hAnsi="MS Gothic" w:cs="MS Gothic" w:eastAsia="MS Gothic"/>
                   <w:color w:val="000000"/>
-                  <w:sz w:val="20"/>
-                  <w:szCs w:val="20"/>
+                  <w:sz w:val="18"/>
+                  <w:szCs w:val="18"/>
                 </w:rPr>
                 <w:alias w:val="disfasia_area_functional_academic_instrument"/>
                 <w:tag w:val="disfasia_area_functional_academic_instrument"/>
@@ -9807,8 +9807,8 @@
                   <w:rPr>
                     <w:rFonts w:ascii="MS Gothic" w:hAnsi="MS Gothic" w:cs="MS Gothic" w:eastAsia="MS Gothic"/>
                     <w:color w:val="000000"/>
-                    <w:sz w:val="20"/>
-                    <w:szCs w:val="20"/>
+                    <w:sz w:val="18"/>
+                    <w:szCs w:val="18"/>
                   </w:rPr>
                   <w:t>☐</w:t>
                 </w:r>
@@ -9835,8 +9835,8 @@
                 <w:rPr>
                   <w:rFonts w:ascii="Arial" w:hAnsi="Arial" w:cs="Arial"/>
                   <w:color w:val="000000"/>
-                  <w:sz w:val="20"/>
-                  <w:szCs w:val="20"/>
+                  <w:sz w:val="18"/>
+                  <w:szCs w:val="18"/>
                 </w:rPr>
                 <w:alias w:val="disfasia_area_functional_academic_instrument_detail"/>
                 <w:tag w:val="disfasia_area_functional_academic_instrument_detail"/>
@@ -9852,8 +9852,8 @@
                   <w:rPr>
                     <w:rFonts w:ascii="Arial" w:hAnsi="Arial" w:cs="Arial"/>
                     <w:color w:val="000000"/>
-                    <w:sz w:val="20"/>
-                    <w:szCs w:val="20"/>
+                    <w:sz w:val="18"/>
+                    <w:szCs w:val="18"/>
                     <w:lang w:val="es-CL" w:eastAsia="es-CL"/>
                   </w:rPr>
                   <w:t>Escriba aquí</w:t>
@@ -10022,8 +10022,8 @@
                 <w:rFonts w:ascii="Arial" w:hAnsi="Arial" w:cs="Arial"/>
                 <w:b/>
                 <w:color w:val="000000"/>
-                <w:sz w:val="20"/>
-                <w:szCs w:val="20"/>
+                <w:sz w:val="18"/>
+                <w:szCs w:val="18"/>
               </w:rPr>
               <w:alias w:val="disfasia_area_functional_academic_achieved"/>
               <w:tag w:val="disfasia_area_functional_academic_achieved"/>
@@ -10042,16 +10042,16 @@
                     <w:rFonts w:ascii="Arial" w:hAnsi="Arial" w:cs="Arial"/>
                     <w:b/>
                     <w:color w:val="000000"/>
-                    <w:sz w:val="20"/>
-                    <w:szCs w:val="20"/>
+                    <w:sz w:val="18"/>
+                    <w:szCs w:val="18"/>
                   </w:rPr>
                 </w:pPr>
                 <w:r>
                   <w:rPr>
                     <w:rFonts w:ascii="Arial" w:hAnsi="Arial" w:cs="Arial"/>
                     <w:color w:val="000000"/>
-                    <w:sz w:val="20"/>
-                    <w:szCs w:val="20"/>
+                    <w:sz w:val="18"/>
+                    <w:szCs w:val="18"/>
                     <w:lang w:val="es-CL" w:eastAsia="es-CL"/>
                   </w:rPr>
                   <w:t>Escriba aquí</w:t>
@@ -10169,8 +10169,8 @@
             <w:rPr>
               <w:rFonts w:ascii="Arial" w:hAnsi="Arial" w:cs="Arial"/>
               <w:color w:val="000000"/>
-              <w:sz w:val="20"/>
-              <w:szCs w:val="20"/>
+              <w:sz w:val="18"/>
+              <w:szCs w:val="18"/>
             </w:rPr>
             <w:alias w:val="disfasia_area_functional_academic_unachieved"/>
             <w:tag w:val="disfasia_area_functional_academic_unachieved"/>
@@ -10198,16 +10198,16 @@
                   <w:rPr>
                     <w:rFonts w:ascii="Arial" w:hAnsi="Arial" w:cs="Arial"/>
                     <w:color w:val="000000"/>
-                    <w:sz w:val="20"/>
-                    <w:szCs w:val="20"/>
+                    <w:sz w:val="18"/>
+                    <w:szCs w:val="18"/>
                   </w:rPr>
                 </w:pPr>
                 <w:r>
                   <w:rPr>
                     <w:rFonts w:ascii="Arial" w:hAnsi="Arial" w:cs="Arial"/>
                     <w:color w:val="000000"/>
-                    <w:sz w:val="20"/>
-                    <w:szCs w:val="20"/>
+                    <w:sz w:val="18"/>
+                    <w:szCs w:val="18"/>
                     <w:lang w:val="es-CL" w:eastAsia="es-CL"/>
                   </w:rPr>
                   <w:t>Escriba aquí</w:t>
@@ -10331,8 +10331,8 @@
               <w:rPr>
                 <w:rFonts w:ascii="Arial" w:hAnsi="Arial" w:cs="Arial"/>
                 <w:color w:val="000000"/>
-                <w:sz w:val="20"/>
-                <w:szCs w:val="20"/>
+                <w:sz w:val="18"/>
+                <w:szCs w:val="18"/>
               </w:rPr>
               <w:alias w:val="disfasia_area_functional_academic_context_participation"/>
               <w:tag w:val="disfasia_area_functional_academic_context_participation"/>
@@ -10350,16 +10350,16 @@
                   <w:rPr>
                     <w:rFonts w:ascii="Arial" w:hAnsi="Arial" w:cs="Arial"/>
                     <w:color w:val="000000"/>
-                    <w:sz w:val="20"/>
-                    <w:szCs w:val="20"/>
+                    <w:sz w:val="18"/>
+                    <w:szCs w:val="18"/>
                   </w:rPr>
                 </w:pPr>
                 <w:r>
                   <w:rPr>
                     <w:rFonts w:ascii="Arial" w:hAnsi="Arial" w:cs="Arial"/>
                     <w:color w:val="000000"/>
-                    <w:sz w:val="20"/>
-                    <w:szCs w:val="20"/>
+                    <w:sz w:val="18"/>
+                    <w:szCs w:val="18"/>
                     <w:lang w:val="es-CL" w:eastAsia="es-CL"/>
                   </w:rPr>
                   <w:t>Escriba aquí</w:t>
@@ -10488,8 +10488,8 @@
                   <w:rFonts w:ascii="Arial" w:hAnsi="Arial" w:cs="Arial"/>
                   <w:b/>
                   <w:color w:val="000000"/>
-                  <w:sz w:val="20"/>
-                  <w:szCs w:val="20"/>
+                  <w:sz w:val="18"/>
+                  <w:szCs w:val="18"/>
                 </w:rPr>
                 <w:alias w:val="identification_number"/>
                 <w:tag w:val="identification_number"/>
@@ -10505,8 +10505,8 @@
                   <w:rPr>
                     <w:rFonts w:ascii="Arial" w:hAnsi="Arial" w:cs="Arial"/>
                     <w:color w:val="000000"/>
-                    <w:sz w:val="20"/>
-                    <w:szCs w:val="20"/>
+                    <w:sz w:val="18"/>
+                    <w:szCs w:val="18"/>
                     <w:lang w:val="es-CL" w:eastAsia="es-CL"/>
                   </w:rPr>
                   <w:t>Escriba aquí</w:t>
@@ -10585,8 +10585,8 @@
                 <w:rPr>
                   <w:rFonts w:ascii="MS Gothic" w:hAnsi="MS Gothic" w:cs="MS Gothic" w:eastAsia="MS Gothic"/>
                   <w:color w:val="000000"/>
-                  <w:sz w:val="20"/>
-                  <w:szCs w:val="20"/>
+                  <w:sz w:val="18"/>
+                  <w:szCs w:val="18"/>
                 </w:rPr>
                 <w:alias w:val="disfasia_area_personal_social_family_interview"/>
                 <w:tag w:val="disfasia_area_personal_social_family_interview"/>
@@ -10603,8 +10603,8 @@
                   <w:rPr>
                     <w:rFonts w:ascii="MS Gothic" w:hAnsi="MS Gothic" w:cs="MS Gothic" w:eastAsia="MS Gothic"/>
                     <w:color w:val="000000"/>
-                    <w:sz w:val="20"/>
-                    <w:szCs w:val="20"/>
+                    <w:sz w:val="18"/>
+                    <w:szCs w:val="18"/>
                   </w:rPr>
                   <w:t>☐</w:t>
                 </w:r>
@@ -10623,8 +10623,8 @@
                 <w:rPr>
                   <w:rFonts w:ascii="MS Gothic" w:hAnsi="MS Gothic" w:cs="MS Gothic" w:eastAsia="MS Gothic"/>
                   <w:color w:val="000000"/>
-                  <w:sz w:val="20"/>
-                  <w:szCs w:val="20"/>
+                  <w:sz w:val="18"/>
+                  <w:szCs w:val="18"/>
                 </w:rPr>
                 <w:alias w:val="disfasia_area_personal_social_school_observation"/>
                 <w:tag w:val="disfasia_area_personal_social_school_observation"/>
@@ -10641,8 +10641,8 @@
                   <w:rPr>
                     <w:rFonts w:ascii="MS Gothic" w:hAnsi="MS Gothic" w:cs="MS Gothic" w:eastAsia="MS Gothic"/>
                     <w:color w:val="000000"/>
-                    <w:sz w:val="20"/>
-                    <w:szCs w:val="20"/>
+                    <w:sz w:val="18"/>
+                    <w:szCs w:val="18"/>
                   </w:rPr>
                   <w:t>☐</w:t>
                 </w:r>
@@ -10669,8 +10669,8 @@
                 <w:rPr>
                   <w:rFonts w:ascii="Arial" w:hAnsi="Arial" w:cs="Arial"/>
                   <w:color w:val="000000"/>
-                  <w:sz w:val="20"/>
-                  <w:szCs w:val="20"/>
+                  <w:sz w:val="18"/>
+                  <w:szCs w:val="18"/>
                 </w:rPr>
                 <w:alias w:val="disfasia_area_personal_social_school_observation_detail"/>
                 <w:tag w:val="disfasia_area_personal_social_school_observation_detail"/>
@@ -10686,8 +10686,8 @@
                   <w:rPr>
                     <w:rFonts w:ascii="Arial" w:hAnsi="Arial" w:cs="Arial"/>
                     <w:color w:val="000000"/>
-                    <w:sz w:val="20"/>
-                    <w:szCs w:val="20"/>
+                    <w:sz w:val="18"/>
+                    <w:szCs w:val="18"/>
                     <w:lang w:val="es-CL" w:eastAsia="es-CL"/>
                   </w:rPr>
                   <w:t>Escriba aquí</w:t>
@@ -10717,8 +10717,8 @@
                 <w:rPr>
                   <w:rFonts w:ascii="MS Gothic" w:hAnsi="MS Gothic" w:cs="MS Gothic" w:eastAsia="MS Gothic"/>
                   <w:color w:val="000000"/>
-                  <w:sz w:val="20"/>
-                  <w:szCs w:val="20"/>
+                  <w:sz w:val="18"/>
+                  <w:szCs w:val="18"/>
                 </w:rPr>
                 <w:alias w:val="disfasia_area_personal_social_instrument"/>
                 <w:tag w:val="disfasia_area_personal_social_instrument"/>
@@ -10735,8 +10735,8 @@
                   <w:rPr>
                     <w:rFonts w:ascii="MS Gothic" w:hAnsi="MS Gothic" w:cs="MS Gothic" w:eastAsia="MS Gothic"/>
                     <w:color w:val="000000"/>
-                    <w:sz w:val="20"/>
-                    <w:szCs w:val="20"/>
+                    <w:sz w:val="18"/>
+                    <w:szCs w:val="18"/>
                   </w:rPr>
                   <w:t>☐</w:t>
                 </w:r>
@@ -10763,8 +10763,8 @@
                 <w:rPr>
                   <w:rFonts w:ascii="Arial" w:hAnsi="Arial" w:cs="Arial"/>
                   <w:color w:val="000000"/>
-                  <w:sz w:val="20"/>
-                  <w:szCs w:val="20"/>
+                  <w:sz w:val="18"/>
+                  <w:szCs w:val="18"/>
                 </w:rPr>
                 <w:alias w:val="disfasia_area_personal_social_instrument_detail"/>
                 <w:tag w:val="disfasia_area_personal_social_instrument_detail"/>
@@ -10780,8 +10780,8 @@
                   <w:rPr>
                     <w:rFonts w:ascii="Arial" w:hAnsi="Arial" w:cs="Arial"/>
                     <w:color w:val="000000"/>
-                    <w:sz w:val="20"/>
-                    <w:szCs w:val="20"/>
+                    <w:sz w:val="18"/>
+                    <w:szCs w:val="18"/>
                     <w:lang w:val="es-CL" w:eastAsia="es-CL"/>
                   </w:rPr>
                   <w:t>Escriba aquí</w:t>
@@ -10841,8 +10841,8 @@
             <w:rPr>
               <w:rFonts w:ascii="Arial" w:hAnsi="Arial" w:cs="Arial"/>
               <w:color w:val="000000"/>
-              <w:sz w:val="20"/>
-              <w:szCs w:val="20"/>
+              <w:sz w:val="18"/>
+              <w:szCs w:val="18"/>
             </w:rPr>
             <w:alias w:val="disfasia_area_personal_social_progress"/>
             <w:tag w:val="disfasia_area_personal_social_progress"/>
@@ -10873,16 +10873,16 @@
                   <w:rPr>
                     <w:rFonts w:ascii="Arial" w:hAnsi="Arial" w:cs="Arial"/>
                     <w:color w:val="000000"/>
-                    <w:sz w:val="20"/>
-                    <w:szCs w:val="20"/>
+                    <w:sz w:val="18"/>
+                    <w:szCs w:val="18"/>
                   </w:rPr>
                 </w:pPr>
                 <w:r>
                   <w:rPr>
                     <w:rFonts w:ascii="Arial" w:hAnsi="Arial" w:cs="Arial"/>
                     <w:color w:val="000000"/>
-                    <w:sz w:val="20"/>
-                    <w:szCs w:val="20"/>
+                    <w:sz w:val="18"/>
+                    <w:szCs w:val="18"/>
                     <w:lang w:val="es-CL" w:eastAsia="es-CL"/>
                   </w:rPr>
                   <w:t>Escriba aquí</w:t>
@@ -10949,8 +10949,8 @@
                   <w:rFonts w:ascii="Arial" w:hAnsi="Arial" w:cs="Arial"/>
                   <w:b/>
                   <w:color w:val="000000"/>
-                  <w:sz w:val="20"/>
-                  <w:szCs w:val="20"/>
+                  <w:sz w:val="18"/>
+                  <w:szCs w:val="18"/>
                 </w:rPr>
                 <w:alias w:val="disfasia_area_personal_social_emphasis"/>
                 <w:tag w:val="disfasia_area_personal_social_emphasis"/>
@@ -10966,8 +10966,8 @@
                   <w:rPr>
                     <w:rFonts w:ascii="Arial" w:hAnsi="Arial" w:cs="Arial"/>
                     <w:color w:val="000000"/>
-                    <w:sz w:val="20"/>
-                    <w:szCs w:val="20"/>
+                    <w:sz w:val="18"/>
+                    <w:szCs w:val="18"/>
                     <w:lang w:val="es-CL" w:eastAsia="es-CL"/>
                   </w:rPr>
                   <w:t>Escriba aquí</w:t>
@@ -11110,8 +11110,8 @@
                 <w:rPr>
                   <w:rFonts w:ascii="MS Gothic" w:hAnsi="MS Gothic" w:cs="MS Gothic" w:eastAsia="MS Gothic"/>
                   <w:color w:val="000000"/>
-                  <w:sz w:val="20"/>
-                  <w:szCs w:val="20"/>
+                  <w:sz w:val="18"/>
+                  <w:szCs w:val="18"/>
                 </w:rPr>
                 <w:alias w:val="disfasia_area_family_context_family_interview"/>
                 <w:tag w:val="disfasia_area_family_context_family_interview"/>
@@ -11128,8 +11128,8 @@
                   <w:rPr>
                     <w:rFonts w:ascii="MS Gothic" w:hAnsi="MS Gothic" w:cs="MS Gothic" w:eastAsia="MS Gothic"/>
                     <w:color w:val="000000"/>
-                    <w:sz w:val="20"/>
-                    <w:szCs w:val="20"/>
+                    <w:sz w:val="18"/>
+                    <w:szCs w:val="18"/>
                   </w:rPr>
                   <w:t>☐</w:t>
                 </w:r>
@@ -11148,8 +11148,8 @@
                 <w:rPr>
                   <w:rFonts w:ascii="MS Gothic" w:hAnsi="MS Gothic" w:cs="MS Gothic" w:eastAsia="MS Gothic"/>
                   <w:color w:val="000000"/>
-                  <w:sz w:val="20"/>
-                  <w:szCs w:val="20"/>
+                  <w:sz w:val="18"/>
+                  <w:szCs w:val="18"/>
                 </w:rPr>
                 <w:alias w:val="disfasia_area_family_context_school_observation"/>
                 <w:tag w:val="disfasia_area_family_context_school_observation"/>
@@ -11166,8 +11166,8 @@
                   <w:rPr>
                     <w:rFonts w:ascii="MS Gothic" w:hAnsi="MS Gothic" w:cs="MS Gothic" w:eastAsia="MS Gothic"/>
                     <w:color w:val="000000"/>
-                    <w:sz w:val="20"/>
-                    <w:szCs w:val="20"/>
+                    <w:sz w:val="18"/>
+                    <w:szCs w:val="18"/>
                   </w:rPr>
                   <w:t>☐</w:t>
                 </w:r>
@@ -11194,8 +11194,8 @@
                 <w:rPr>
                   <w:rFonts w:ascii="Arial" w:hAnsi="Arial" w:cs="Arial"/>
                   <w:color w:val="000000"/>
-                  <w:sz w:val="20"/>
-                  <w:szCs w:val="20"/>
+                  <w:sz w:val="18"/>
+                  <w:szCs w:val="18"/>
                 </w:rPr>
                 <w:alias w:val="disfasia_area_family_context_school_observation_detail"/>
                 <w:tag w:val="disfasia_area_family_context_school_observation_detail"/>
@@ -11211,8 +11211,8 @@
                   <w:rPr>
                     <w:rFonts w:ascii="Arial" w:hAnsi="Arial" w:cs="Arial"/>
                     <w:color w:val="000000"/>
-                    <w:sz w:val="20"/>
-                    <w:szCs w:val="20"/>
+                    <w:sz w:val="18"/>
+                    <w:szCs w:val="18"/>
                     <w:lang w:val="es-CL" w:eastAsia="es-CL"/>
                   </w:rPr>
                   <w:t>Escriba aquí</w:t>
@@ -11242,8 +11242,8 @@
                 <w:rPr>
                   <w:rFonts w:ascii="MS Gothic" w:hAnsi="MS Gothic" w:cs="MS Gothic" w:eastAsia="MS Gothic"/>
                   <w:color w:val="000000"/>
-                  <w:sz w:val="20"/>
-                  <w:szCs w:val="20"/>
+                  <w:sz w:val="18"/>
+                  <w:szCs w:val="18"/>
                 </w:rPr>
                 <w:alias w:val="disfasia_area_family_context_instrument"/>
                 <w:tag w:val="disfasia_area_family_context_instrument"/>
@@ -11260,8 +11260,8 @@
                   <w:rPr>
                     <w:rFonts w:ascii="MS Gothic" w:hAnsi="MS Gothic" w:cs="MS Gothic" w:eastAsia="MS Gothic"/>
                     <w:color w:val="000000"/>
-                    <w:sz w:val="20"/>
-                    <w:szCs w:val="20"/>
+                    <w:sz w:val="18"/>
+                    <w:szCs w:val="18"/>
                   </w:rPr>
                   <w:t>☐</w:t>
                 </w:r>
@@ -11288,8 +11288,8 @@
                 <w:rPr>
                   <w:rFonts w:ascii="Arial" w:hAnsi="Arial" w:cs="Arial"/>
                   <w:color w:val="000000"/>
-                  <w:sz w:val="20"/>
-                  <w:szCs w:val="20"/>
+                  <w:sz w:val="18"/>
+                  <w:szCs w:val="18"/>
                 </w:rPr>
                 <w:alias w:val="disfasia_area_family_context_instrument_detail"/>
                 <w:tag w:val="disfasia_area_family_context_instrument_detail"/>
@@ -11305,8 +11305,8 @@
                   <w:rPr>
                     <w:rFonts w:ascii="Arial" w:hAnsi="Arial" w:cs="Arial"/>
                     <w:color w:val="000000"/>
-                    <w:sz w:val="20"/>
-                    <w:szCs w:val="20"/>
+                    <w:sz w:val="18"/>
+                    <w:szCs w:val="18"/>
                     <w:lang w:val="es-CL" w:eastAsia="es-CL"/>
                   </w:rPr>
                   <w:t>Escriba aquí</w:t>
@@ -11356,8 +11356,8 @@
               <w:rPr>
                 <w:rFonts w:ascii="Arial" w:hAnsi="Arial" w:cs="Arial"/>
                 <w:color w:val="000000"/>
-                <w:sz w:val="20"/>
-                <w:szCs w:val="20"/>
+                <w:sz w:val="18"/>
+                <w:szCs w:val="18"/>
               </w:rPr>
               <w:alias w:val="disfasia_area_family_context_progress"/>
               <w:tag w:val="disfasia_area_family_context_progress"/>
@@ -11377,16 +11377,16 @@
                   <w:rPr>
                     <w:rFonts w:ascii="Arial" w:hAnsi="Arial" w:cs="Arial"/>
                     <w:color w:val="000000"/>
-                    <w:sz w:val="20"/>
-                    <w:szCs w:val="20"/>
+                    <w:sz w:val="18"/>
+                    <w:szCs w:val="18"/>
                   </w:rPr>
                 </w:pPr>
                 <w:r>
                   <w:rPr>
                     <w:rFonts w:ascii="Arial" w:hAnsi="Arial" w:cs="Arial"/>
                     <w:color w:val="000000"/>
-                    <w:sz w:val="20"/>
-                    <w:szCs w:val="20"/>
+                    <w:sz w:val="18"/>
+                    <w:szCs w:val="18"/>
                     <w:lang w:val="es-CL" w:eastAsia="es-CL"/>
                   </w:rPr>
                   <w:t>Escriba aquí</w:t>
@@ -11440,8 +11440,8 @@
                 <w:rFonts w:ascii="Arial" w:hAnsi="Arial" w:cs="Arial"/>
                 <w:b/>
                 <w:color w:val="000000"/>
-                <w:sz w:val="20"/>
-                <w:szCs w:val="20"/>
+                <w:sz w:val="18"/>
+                <w:szCs w:val="18"/>
               </w:rPr>
               <w:alias w:val="disfasia_area_family_context_emphasis"/>
               <w:tag w:val="disfasia_area_family_context_emphasis"/>
@@ -11462,16 +11462,16 @@
                     <w:rFonts w:ascii="Arial" w:hAnsi="Arial" w:cs="Arial"/>
                     <w:b/>
                     <w:color w:val="000000"/>
-                    <w:sz w:val="20"/>
-                    <w:szCs w:val="20"/>
+                    <w:sz w:val="18"/>
+                    <w:szCs w:val="18"/>
                   </w:rPr>
                 </w:pPr>
                 <w:r>
                   <w:rPr>
                     <w:rFonts w:ascii="Arial" w:hAnsi="Arial" w:cs="Arial"/>
                     <w:color w:val="000000"/>
-                    <w:sz w:val="20"/>
-                    <w:szCs w:val="20"/>
+                    <w:sz w:val="18"/>
+                    <w:szCs w:val="18"/>
                     <w:lang w:val="es-CL" w:eastAsia="es-CL"/>
                   </w:rPr>
                   <w:t>Escriba aquí</w:t>
@@ -11919,8 +11919,8 @@
             <w:rPr>
               <w:rFonts w:ascii="Arial" w:hAnsi="Arial" w:cs="Arial"/>
               <w:color w:val="000000"/>
-              <w:sz w:val="20"/>
-              <w:szCs w:val="20"/>
+              <w:sz w:val="18"/>
+              <w:szCs w:val="18"/>
             </w:rPr>
             <w:alias w:val="support_personal_effectiveness"/>
             <w:tag w:val="support_personal_effectiveness"/>
@@ -11941,16 +11941,16 @@
                   <w:rPr>
                     <w:rFonts w:ascii="Arial" w:hAnsi="Arial" w:cs="Arial"/>
                     <w:color w:val="000000"/>
-                    <w:sz w:val="20"/>
-                    <w:szCs w:val="20"/>
+                    <w:sz w:val="18"/>
+                    <w:szCs w:val="18"/>
                   </w:rPr>
                 </w:pPr>
                 <w:r>
                   <w:rPr>
                     <w:rFonts w:ascii="Arial" w:hAnsi="Arial" w:cs="Arial"/>
                     <w:color w:val="000000"/>
-                    <w:sz w:val="20"/>
-                    <w:szCs w:val="20"/>
+                    <w:sz w:val="18"/>
+                    <w:szCs w:val="18"/>
                     <w:lang w:val="es-CL" w:eastAsia="es-CL"/>
                   </w:rPr>
                   <w:t>Escriba aquí</w:t>
@@ -11964,8 +11964,8 @@
             <w:rPr>
               <w:rFonts w:ascii="MS Gothic" w:hAnsi="MS Gothic" w:cs="MS Gothic" w:eastAsia="MS Gothic"/>
               <w:color w:val="000000"/>
-              <w:sz w:val="20"/>
-              <w:szCs w:val="20"/>
+              <w:sz w:val="18"/>
+              <w:szCs w:val="18"/>
             </w:rPr>
             <w:alias w:val="support_personal_continuity__si"/>
             <w:tag w:val="support_personal_continuity__si"/>
@@ -11991,8 +11991,8 @@
                   <w:rPr>
                     <w:rFonts w:ascii="MS Gothic" w:hAnsi="MS Gothic" w:cs="MS Gothic" w:eastAsia="MS Gothic"/>
                     <w:color w:val="000000"/>
-                    <w:sz w:val="20"/>
-                    <w:szCs w:val="20"/>
+                    <w:sz w:val="18"/>
+                    <w:szCs w:val="18"/>
                   </w:rPr>
                   <w:t>☐</w:t>
                 </w:r>
@@ -12005,8 +12005,8 @@
             <w:rPr>
               <w:rFonts w:ascii="MS Gothic" w:hAnsi="MS Gothic" w:cs="MS Gothic" w:eastAsia="MS Gothic"/>
               <w:color w:val="000000"/>
-              <w:sz w:val="20"/>
-              <w:szCs w:val="20"/>
+              <w:sz w:val="18"/>
+              <w:szCs w:val="18"/>
             </w:rPr>
             <w:alias w:val="support_personal_continuity__no"/>
             <w:tag w:val="support_personal_continuity__no"/>
@@ -12032,8 +12032,8 @@
                   <w:rPr>
                     <w:rFonts w:ascii="MS Gothic" w:hAnsi="MS Gothic" w:cs="MS Gothic" w:eastAsia="MS Gothic"/>
                     <w:color w:val="000000"/>
-                    <w:sz w:val="20"/>
-                    <w:szCs w:val="20"/>
+                    <w:sz w:val="18"/>
+                    <w:szCs w:val="18"/>
                   </w:rPr>
                   <w:t>☐</w:t>
                 </w:r>
@@ -12046,8 +12046,8 @@
             <w:rPr>
               <w:rFonts w:ascii="Arial" w:hAnsi="Arial" w:cs="Arial"/>
               <w:color w:val="000000"/>
-              <w:sz w:val="20"/>
-              <w:szCs w:val="20"/>
+              <w:sz w:val="18"/>
+              <w:szCs w:val="18"/>
             </w:rPr>
             <w:alias w:val="support_personal_observations"/>
             <w:tag w:val="support_personal_observations"/>
@@ -12068,16 +12068,16 @@
                   <w:rPr>
                     <w:rFonts w:ascii="Arial" w:hAnsi="Arial" w:cs="Arial"/>
                     <w:color w:val="000000"/>
-                    <w:sz w:val="20"/>
-                    <w:szCs w:val="20"/>
+                    <w:sz w:val="18"/>
+                    <w:szCs w:val="18"/>
                   </w:rPr>
                 </w:pPr>
                 <w:r>
                   <w:rPr>
                     <w:rFonts w:ascii="Arial" w:hAnsi="Arial" w:cs="Arial"/>
                     <w:color w:val="000000"/>
-                    <w:sz w:val="20"/>
-                    <w:szCs w:val="20"/>
+                    <w:sz w:val="18"/>
+                    <w:szCs w:val="18"/>
                     <w:lang w:val="es-CL" w:eastAsia="es-CL"/>
                   </w:rPr>
                   <w:t>Escriba aquí</w:t>
@@ -12124,8 +12124,8 @@
             <w:rPr>
               <w:rFonts w:ascii="Arial" w:hAnsi="Arial" w:cs="Arial"/>
               <w:color w:val="000000"/>
-              <w:sz w:val="20"/>
-              <w:szCs w:val="20"/>
+              <w:sz w:val="18"/>
+              <w:szCs w:val="18"/>
             </w:rPr>
             <w:alias w:val="support_curricular_effectiveness"/>
             <w:tag w:val="support_curricular_effectiveness"/>
@@ -12146,16 +12146,16 @@
                   <w:rPr>
                     <w:rFonts w:ascii="Arial" w:hAnsi="Arial" w:cs="Arial"/>
                     <w:color w:val="000000"/>
-                    <w:sz w:val="20"/>
-                    <w:szCs w:val="20"/>
+                    <w:sz w:val="18"/>
+                    <w:szCs w:val="18"/>
                   </w:rPr>
                 </w:pPr>
                 <w:r>
                   <w:rPr>
                     <w:rFonts w:ascii="Arial" w:hAnsi="Arial" w:cs="Arial"/>
                     <w:color w:val="000000"/>
-                    <w:sz w:val="20"/>
-                    <w:szCs w:val="20"/>
+                    <w:sz w:val="18"/>
+                    <w:szCs w:val="18"/>
                     <w:lang w:val="es-CL" w:eastAsia="es-CL"/>
                   </w:rPr>
                   <w:t>Escriba aquí</w:t>
@@ -12169,8 +12169,8 @@
             <w:rPr>
               <w:rFonts w:ascii="MS Gothic" w:hAnsi="MS Gothic" w:cs="MS Gothic" w:eastAsia="MS Gothic"/>
               <w:color w:val="000000"/>
-              <w:sz w:val="20"/>
-              <w:szCs w:val="20"/>
+              <w:sz w:val="18"/>
+              <w:szCs w:val="18"/>
             </w:rPr>
             <w:alias w:val="support_curricular_continuity__si"/>
             <w:tag w:val="support_curricular_continuity__si"/>
@@ -12196,8 +12196,8 @@
                   <w:rPr>
                     <w:rFonts w:ascii="MS Gothic" w:hAnsi="MS Gothic" w:cs="MS Gothic" w:eastAsia="MS Gothic"/>
                     <w:color w:val="000000"/>
-                    <w:sz w:val="20"/>
-                    <w:szCs w:val="20"/>
+                    <w:sz w:val="18"/>
+                    <w:szCs w:val="18"/>
                   </w:rPr>
                   <w:t>☐</w:t>
                 </w:r>
@@ -12210,8 +12210,8 @@
             <w:rPr>
               <w:rFonts w:ascii="MS Gothic" w:hAnsi="MS Gothic" w:cs="MS Gothic" w:eastAsia="MS Gothic"/>
               <w:color w:val="000000"/>
-              <w:sz w:val="20"/>
-              <w:szCs w:val="20"/>
+              <w:sz w:val="18"/>
+              <w:szCs w:val="18"/>
             </w:rPr>
             <w:alias w:val="support_curricular_continuity__no"/>
             <w:tag w:val="support_curricular_continuity__no"/>
@@ -12237,8 +12237,8 @@
                   <w:rPr>
                     <w:rFonts w:ascii="MS Gothic" w:hAnsi="MS Gothic" w:cs="MS Gothic" w:eastAsia="MS Gothic"/>
                     <w:color w:val="000000"/>
-                    <w:sz w:val="20"/>
-                    <w:szCs w:val="20"/>
+                    <w:sz w:val="18"/>
+                    <w:szCs w:val="18"/>
                   </w:rPr>
                   <w:t>☐</w:t>
                 </w:r>
@@ -12251,8 +12251,8 @@
             <w:rPr>
               <w:rFonts w:ascii="Arial" w:hAnsi="Arial" w:cs="Arial"/>
               <w:color w:val="000000"/>
-              <w:sz w:val="20"/>
-              <w:szCs w:val="20"/>
+              <w:sz w:val="18"/>
+              <w:szCs w:val="18"/>
             </w:rPr>
             <w:alias w:val="support_curricular_observations"/>
             <w:tag w:val="support_curricular_observations"/>
@@ -12273,16 +12273,16 @@
                   <w:rPr>
                     <w:rFonts w:ascii="Arial" w:hAnsi="Arial" w:cs="Arial"/>
                     <w:color w:val="000000"/>
-                    <w:sz w:val="20"/>
-                    <w:szCs w:val="20"/>
+                    <w:sz w:val="18"/>
+                    <w:szCs w:val="18"/>
                   </w:rPr>
                 </w:pPr>
                 <w:r>
                   <w:rPr>
                     <w:rFonts w:ascii="Arial" w:hAnsi="Arial" w:cs="Arial"/>
                     <w:color w:val="000000"/>
-                    <w:sz w:val="20"/>
-                    <w:szCs w:val="20"/>
+                    <w:sz w:val="18"/>
+                    <w:szCs w:val="18"/>
                     <w:lang w:val="es-CL" w:eastAsia="es-CL"/>
                   </w:rPr>
                   <w:t>Escriba aquí</w:t>
@@ -12329,8 +12329,8 @@
             <w:rPr>
               <w:rFonts w:ascii="Arial" w:hAnsi="Arial" w:cs="Arial"/>
               <w:color w:val="000000"/>
-              <w:sz w:val="20"/>
-              <w:szCs w:val="20"/>
+              <w:sz w:val="18"/>
+              <w:szCs w:val="18"/>
             </w:rPr>
             <w:alias w:val="support_materials_effectiveness"/>
             <w:tag w:val="support_materials_effectiveness"/>
@@ -12351,16 +12351,16 @@
                   <w:rPr>
                     <w:rFonts w:ascii="Arial" w:hAnsi="Arial" w:cs="Arial"/>
                     <w:color w:val="000000"/>
-                    <w:sz w:val="20"/>
-                    <w:szCs w:val="20"/>
+                    <w:sz w:val="18"/>
+                    <w:szCs w:val="18"/>
                   </w:rPr>
                 </w:pPr>
                 <w:r>
                   <w:rPr>
                     <w:rFonts w:ascii="Arial" w:hAnsi="Arial" w:cs="Arial"/>
                     <w:color w:val="000000"/>
-                    <w:sz w:val="20"/>
-                    <w:szCs w:val="20"/>
+                    <w:sz w:val="18"/>
+                    <w:szCs w:val="18"/>
                     <w:lang w:val="es-CL" w:eastAsia="es-CL"/>
                   </w:rPr>
                   <w:t>Escriba aquí</w:t>
@@ -12374,8 +12374,8 @@
             <w:rPr>
               <w:rFonts w:ascii="MS Gothic" w:hAnsi="MS Gothic" w:cs="MS Gothic" w:eastAsia="MS Gothic"/>
               <w:color w:val="000000"/>
-              <w:sz w:val="20"/>
-              <w:szCs w:val="20"/>
+              <w:sz w:val="18"/>
+              <w:szCs w:val="18"/>
             </w:rPr>
             <w:alias w:val="support_materials_continuity__si"/>
             <w:tag w:val="support_materials_continuity__si"/>
@@ -12401,8 +12401,8 @@
                   <w:rPr>
                     <w:rFonts w:ascii="MS Gothic" w:hAnsi="MS Gothic" w:cs="MS Gothic" w:eastAsia="MS Gothic"/>
                     <w:color w:val="000000"/>
-                    <w:sz w:val="20"/>
-                    <w:szCs w:val="20"/>
+                    <w:sz w:val="18"/>
+                    <w:szCs w:val="18"/>
                   </w:rPr>
                   <w:t>☐</w:t>
                 </w:r>
@@ -12415,8 +12415,8 @@
             <w:rPr>
               <w:rFonts w:ascii="MS Gothic" w:hAnsi="MS Gothic" w:cs="MS Gothic" w:eastAsia="MS Gothic"/>
               <w:color w:val="000000"/>
-              <w:sz w:val="20"/>
-              <w:szCs w:val="20"/>
+              <w:sz w:val="18"/>
+              <w:szCs w:val="18"/>
             </w:rPr>
             <w:alias w:val="support_materials_continuity__no"/>
             <w:tag w:val="support_materials_continuity__no"/>
@@ -12442,8 +12442,8 @@
                   <w:rPr>
                     <w:rFonts w:ascii="MS Gothic" w:hAnsi="MS Gothic" w:cs="MS Gothic" w:eastAsia="MS Gothic"/>
                     <w:color w:val="000000"/>
-                    <w:sz w:val="20"/>
-                    <w:szCs w:val="20"/>
+                    <w:sz w:val="18"/>
+                    <w:szCs w:val="18"/>
                   </w:rPr>
                   <w:t>☐</w:t>
                 </w:r>
@@ -12456,8 +12456,8 @@
             <w:rPr>
               <w:rFonts w:ascii="Arial" w:hAnsi="Arial" w:cs="Arial"/>
               <w:color w:val="000000"/>
-              <w:sz w:val="20"/>
-              <w:szCs w:val="20"/>
+              <w:sz w:val="18"/>
+              <w:szCs w:val="18"/>
             </w:rPr>
             <w:alias w:val="support_materials_observations"/>
             <w:tag w:val="support_materials_observations"/>
@@ -12478,16 +12478,16 @@
                   <w:rPr>
                     <w:rFonts w:ascii="Arial" w:hAnsi="Arial" w:cs="Arial"/>
                     <w:color w:val="000000"/>
-                    <w:sz w:val="20"/>
-                    <w:szCs w:val="20"/>
+                    <w:sz w:val="18"/>
+                    <w:szCs w:val="18"/>
                   </w:rPr>
                 </w:pPr>
                 <w:r>
                   <w:rPr>
                     <w:rFonts w:ascii="Arial" w:hAnsi="Arial" w:cs="Arial"/>
                     <w:color w:val="000000"/>
-                    <w:sz w:val="20"/>
-                    <w:szCs w:val="20"/>
+                    <w:sz w:val="18"/>
+                    <w:szCs w:val="18"/>
                     <w:lang w:val="es-CL" w:eastAsia="es-CL"/>
                   </w:rPr>
                   <w:t>Escriba aquí</w:t>
@@ -12534,8 +12534,8 @@
             <w:rPr>
               <w:rFonts w:ascii="Arial" w:hAnsi="Arial" w:cs="Arial"/>
               <w:color w:val="000000"/>
-              <w:sz w:val="20"/>
-              <w:szCs w:val="20"/>
+              <w:sz w:val="18"/>
+              <w:szCs w:val="18"/>
             </w:rPr>
             <w:alias w:val="support_organizational_effectiveness"/>
             <w:tag w:val="support_organizational_effectiveness"/>
@@ -12556,16 +12556,16 @@
                   <w:rPr>
                     <w:rFonts w:ascii="Arial" w:hAnsi="Arial" w:cs="Arial"/>
                     <w:color w:val="000000"/>
-                    <w:sz w:val="20"/>
-                    <w:szCs w:val="20"/>
+                    <w:sz w:val="18"/>
+                    <w:szCs w:val="18"/>
                   </w:rPr>
                 </w:pPr>
                 <w:r>
                   <w:rPr>
                     <w:rFonts w:ascii="Arial" w:hAnsi="Arial" w:cs="Arial"/>
                     <w:color w:val="000000"/>
-                    <w:sz w:val="20"/>
-                    <w:szCs w:val="20"/>
+                    <w:sz w:val="18"/>
+                    <w:szCs w:val="18"/>
                     <w:lang w:val="es-CL" w:eastAsia="es-CL"/>
                   </w:rPr>
                   <w:t>Escriba aquí</w:t>
@@ -12579,8 +12579,8 @@
             <w:rPr>
               <w:rFonts w:ascii="MS Gothic" w:hAnsi="MS Gothic" w:cs="MS Gothic" w:eastAsia="MS Gothic"/>
               <w:color w:val="000000"/>
-              <w:sz w:val="20"/>
-              <w:szCs w:val="20"/>
+              <w:sz w:val="18"/>
+              <w:szCs w:val="18"/>
             </w:rPr>
             <w:alias w:val="support_organizational_continuity__si"/>
             <w:tag w:val="support_organizational_continuity__si"/>
@@ -12606,8 +12606,8 @@
                   <w:rPr>
                     <w:rFonts w:ascii="MS Gothic" w:hAnsi="MS Gothic" w:cs="MS Gothic" w:eastAsia="MS Gothic"/>
                     <w:color w:val="000000"/>
-                    <w:sz w:val="20"/>
-                    <w:szCs w:val="20"/>
+                    <w:sz w:val="18"/>
+                    <w:szCs w:val="18"/>
                   </w:rPr>
                   <w:t>☐</w:t>
                 </w:r>
@@ -12620,8 +12620,8 @@
             <w:rPr>
               <w:rFonts w:ascii="MS Gothic" w:hAnsi="MS Gothic" w:cs="MS Gothic" w:eastAsia="MS Gothic"/>
               <w:color w:val="000000"/>
-              <w:sz w:val="20"/>
-              <w:szCs w:val="20"/>
+              <w:sz w:val="18"/>
+              <w:szCs w:val="18"/>
             </w:rPr>
             <w:alias w:val="support_organizational_continuity__no"/>
             <w:tag w:val="support_organizational_continuity__no"/>
@@ -12647,8 +12647,8 @@
                   <w:rPr>
                     <w:rFonts w:ascii="MS Gothic" w:hAnsi="MS Gothic" w:cs="MS Gothic" w:eastAsia="MS Gothic"/>
                     <w:color w:val="000000"/>
-                    <w:sz w:val="20"/>
-                    <w:szCs w:val="20"/>
+                    <w:sz w:val="18"/>
+                    <w:szCs w:val="18"/>
                   </w:rPr>
                   <w:t>☐</w:t>
                 </w:r>
@@ -12661,8 +12661,8 @@
             <w:rPr>
               <w:rFonts w:ascii="Arial" w:hAnsi="Arial" w:cs="Arial"/>
               <w:color w:val="000000"/>
-              <w:sz w:val="20"/>
-              <w:szCs w:val="20"/>
+              <w:sz w:val="18"/>
+              <w:szCs w:val="18"/>
             </w:rPr>
             <w:alias w:val="support_organizational_observations"/>
             <w:tag w:val="support_organizational_observations"/>
@@ -12683,16 +12683,16 @@
                   <w:rPr>
                     <w:rFonts w:ascii="Arial" w:hAnsi="Arial" w:cs="Arial"/>
                     <w:color w:val="000000"/>
-                    <w:sz w:val="20"/>
-                    <w:szCs w:val="20"/>
+                    <w:sz w:val="18"/>
+                    <w:szCs w:val="18"/>
                   </w:rPr>
                 </w:pPr>
                 <w:r>
                   <w:rPr>
                     <w:rFonts w:ascii="Arial" w:hAnsi="Arial" w:cs="Arial"/>
                     <w:color w:val="000000"/>
-                    <w:sz w:val="20"/>
-                    <w:szCs w:val="20"/>
+                    <w:sz w:val="18"/>
+                    <w:szCs w:val="18"/>
                     <w:lang w:val="es-CL" w:eastAsia="es-CL"/>
                   </w:rPr>
                   <w:t>Escriba aquí</w:t>
@@ -12739,8 +12739,8 @@
             <w:rPr>
               <w:rFonts w:ascii="Arial" w:hAnsi="Arial" w:cs="Arial"/>
               <w:color w:val="000000"/>
-              <w:sz w:val="20"/>
-              <w:szCs w:val="20"/>
+              <w:sz w:val="18"/>
+              <w:szCs w:val="18"/>
             </w:rPr>
             <w:alias w:val="support_family_effectiveness"/>
             <w:tag w:val="support_family_effectiveness"/>
@@ -12761,16 +12761,16 @@
                   <w:rPr>
                     <w:rFonts w:ascii="Arial" w:hAnsi="Arial" w:cs="Arial"/>
                     <w:color w:val="000000"/>
-                    <w:sz w:val="20"/>
-                    <w:szCs w:val="20"/>
+                    <w:sz w:val="18"/>
+                    <w:szCs w:val="18"/>
                   </w:rPr>
                 </w:pPr>
                 <w:r>
                   <w:rPr>
                     <w:rFonts w:ascii="Arial" w:hAnsi="Arial" w:cs="Arial"/>
                     <w:color w:val="000000"/>
-                    <w:sz w:val="20"/>
-                    <w:szCs w:val="20"/>
+                    <w:sz w:val="18"/>
+                    <w:szCs w:val="18"/>
                     <w:lang w:val="es-CL" w:eastAsia="es-CL"/>
                   </w:rPr>
                   <w:t>Escriba aquí</w:t>
@@ -12784,8 +12784,8 @@
             <w:rPr>
               <w:rFonts w:ascii="MS Gothic" w:hAnsi="MS Gothic" w:cs="MS Gothic" w:eastAsia="MS Gothic"/>
               <w:color w:val="000000"/>
-              <w:sz w:val="20"/>
-              <w:szCs w:val="20"/>
+              <w:sz w:val="18"/>
+              <w:szCs w:val="18"/>
             </w:rPr>
             <w:alias w:val="support_family_continuity__si"/>
             <w:tag w:val="support_family_continuity__si"/>
@@ -12811,8 +12811,8 @@
                   <w:rPr>
                     <w:rFonts w:ascii="MS Gothic" w:hAnsi="MS Gothic" w:cs="MS Gothic" w:eastAsia="MS Gothic"/>
                     <w:color w:val="000000"/>
-                    <w:sz w:val="20"/>
-                    <w:szCs w:val="20"/>
+                    <w:sz w:val="18"/>
+                    <w:szCs w:val="18"/>
                   </w:rPr>
                   <w:t>☐</w:t>
                 </w:r>
@@ -12825,8 +12825,8 @@
             <w:rPr>
               <w:rFonts w:ascii="MS Gothic" w:hAnsi="MS Gothic" w:cs="MS Gothic" w:eastAsia="MS Gothic"/>
               <w:color w:val="000000"/>
-              <w:sz w:val="20"/>
-              <w:szCs w:val="20"/>
+              <w:sz w:val="18"/>
+              <w:szCs w:val="18"/>
             </w:rPr>
             <w:alias w:val="support_family_continuity__no"/>
             <w:tag w:val="support_family_continuity__no"/>
@@ -12852,8 +12852,8 @@
                   <w:rPr>
                     <w:rFonts w:ascii="MS Gothic" w:hAnsi="MS Gothic" w:cs="MS Gothic" w:eastAsia="MS Gothic"/>
                     <w:color w:val="000000"/>
-                    <w:sz w:val="20"/>
-                    <w:szCs w:val="20"/>
+                    <w:sz w:val="18"/>
+                    <w:szCs w:val="18"/>
                   </w:rPr>
                   <w:t>☐</w:t>
                 </w:r>
@@ -12866,8 +12866,8 @@
             <w:rPr>
               <w:rFonts w:ascii="Arial" w:hAnsi="Arial" w:cs="Arial"/>
               <w:color w:val="000000"/>
-              <w:sz w:val="20"/>
-              <w:szCs w:val="20"/>
+              <w:sz w:val="18"/>
+              <w:szCs w:val="18"/>
             </w:rPr>
             <w:alias w:val="support_family_observations"/>
             <w:tag w:val="support_family_observations"/>
@@ -12888,16 +12888,16 @@
                   <w:rPr>
                     <w:rFonts w:ascii="Arial" w:hAnsi="Arial" w:cs="Arial"/>
                     <w:color w:val="000000"/>
-                    <w:sz w:val="20"/>
-                    <w:szCs w:val="20"/>
+                    <w:sz w:val="18"/>
+                    <w:szCs w:val="18"/>
                   </w:rPr>
                 </w:pPr>
                 <w:r>
                   <w:rPr>
                     <w:rFonts w:ascii="Arial" w:hAnsi="Arial" w:cs="Arial"/>
                     <w:color w:val="000000"/>
-                    <w:sz w:val="20"/>
-                    <w:szCs w:val="20"/>
+                    <w:sz w:val="18"/>
+                    <w:szCs w:val="18"/>
                     <w:lang w:val="es-CL" w:eastAsia="es-CL"/>
                   </w:rPr>
                   <w:t>Escriba aquí</w:t>
@@ -12975,8 +12975,8 @@
             <w:rPr>
               <w:rFonts w:ascii="Arial" w:hAnsi="Arial" w:cs="Arial"/>
               <w:color w:val="000000"/>
-              <w:sz w:val="20"/>
-              <w:szCs w:val="20"/>
+              <w:sz w:val="18"/>
+              <w:szCs w:val="18"/>
             </w:rPr>
             <w:alias w:val="support_other_effectiveness"/>
             <w:tag w:val="support_other_effectiveness"/>
@@ -12997,16 +12997,16 @@
                   <w:rPr>
                     <w:rFonts w:ascii="Arial" w:hAnsi="Arial" w:cs="Arial"/>
                     <w:color w:val="000000"/>
-                    <w:sz w:val="20"/>
-                    <w:szCs w:val="20"/>
+                    <w:sz w:val="18"/>
+                    <w:szCs w:val="18"/>
                   </w:rPr>
                 </w:pPr>
                 <w:r>
                   <w:rPr>
                     <w:rFonts w:ascii="Arial" w:hAnsi="Arial" w:cs="Arial"/>
                     <w:color w:val="000000"/>
-                    <w:sz w:val="20"/>
-                    <w:szCs w:val="20"/>
+                    <w:sz w:val="18"/>
+                    <w:szCs w:val="18"/>
                     <w:lang w:val="es-CL" w:eastAsia="es-CL"/>
                   </w:rPr>
                   <w:t>Escriba aquí</w:t>
@@ -13020,8 +13020,8 @@
             <w:rPr>
               <w:rFonts w:ascii="MS Gothic" w:hAnsi="MS Gothic" w:cs="MS Gothic" w:eastAsia="MS Gothic"/>
               <w:color w:val="000000"/>
-              <w:sz w:val="20"/>
-              <w:szCs w:val="20"/>
+              <w:sz w:val="18"/>
+              <w:szCs w:val="18"/>
             </w:rPr>
             <w:alias w:val="support_other_continuity__si"/>
             <w:tag w:val="support_other_continuity__si"/>
@@ -13047,8 +13047,8 @@
                   <w:rPr>
                     <w:rFonts w:ascii="MS Gothic" w:hAnsi="MS Gothic" w:cs="MS Gothic" w:eastAsia="MS Gothic"/>
                     <w:color w:val="000000"/>
-                    <w:sz w:val="20"/>
-                    <w:szCs w:val="20"/>
+                    <w:sz w:val="18"/>
+                    <w:szCs w:val="18"/>
                   </w:rPr>
                   <w:t>☐</w:t>
                 </w:r>
@@ -13061,8 +13061,8 @@
             <w:rPr>
               <w:rFonts w:ascii="MS Gothic" w:hAnsi="MS Gothic" w:cs="MS Gothic" w:eastAsia="MS Gothic"/>
               <w:color w:val="000000"/>
-              <w:sz w:val="20"/>
-              <w:szCs w:val="20"/>
+              <w:sz w:val="18"/>
+              <w:szCs w:val="18"/>
             </w:rPr>
             <w:alias w:val="support_other_continuity__no"/>
             <w:tag w:val="support_other_continuity__no"/>
@@ -13088,8 +13088,8 @@
                   <w:rPr>
                     <w:rFonts w:ascii="MS Gothic" w:hAnsi="MS Gothic" w:cs="MS Gothic" w:eastAsia="MS Gothic"/>
                     <w:color w:val="000000"/>
-                    <w:sz w:val="20"/>
-                    <w:szCs w:val="20"/>
+                    <w:sz w:val="18"/>
+                    <w:szCs w:val="18"/>
                   </w:rPr>
                   <w:t>☐</w:t>
                 </w:r>
@@ -13102,8 +13102,8 @@
             <w:rPr>
               <w:rFonts w:ascii="Arial" w:hAnsi="Arial" w:cs="Arial"/>
               <w:color w:val="000000"/>
-              <w:sz w:val="20"/>
-              <w:szCs w:val="20"/>
+              <w:sz w:val="18"/>
+              <w:szCs w:val="18"/>
             </w:rPr>
             <w:alias w:val="support_other_observations"/>
             <w:tag w:val="support_other_observations"/>
@@ -13124,16 +13124,16 @@
                   <w:rPr>
                     <w:rFonts w:ascii="Arial" w:hAnsi="Arial" w:cs="Arial"/>
                     <w:color w:val="000000"/>
-                    <w:sz w:val="20"/>
-                    <w:szCs w:val="20"/>
+                    <w:sz w:val="18"/>
+                    <w:szCs w:val="18"/>
                   </w:rPr>
                 </w:pPr>
                 <w:r>
                   <w:rPr>
                     <w:rFonts w:ascii="Arial" w:hAnsi="Arial" w:cs="Arial"/>
                     <w:color w:val="000000"/>
-                    <w:sz w:val="20"/>
-                    <w:szCs w:val="20"/>
+                    <w:sz w:val="18"/>
+                    <w:szCs w:val="18"/>
                     <w:lang w:val="es-CL" w:eastAsia="es-CL"/>
                   </w:rPr>
                   <w:t>Escriba aquí</w:t>
@@ -13410,8 +13410,8 @@
               <w:rFonts w:ascii="Arial" w:hAnsi="Arial" w:cs="Arial"/>
               <w:i/>
               <w:color w:val="000000"/>
-              <w:sz w:val="20"/>
-              <w:szCs w:val="20"/>
+              <w:sz w:val="18"/>
+              <w:szCs w:val="18"/>
             </w:rPr>
             <w:alias w:val="support_work_strategies"/>
             <w:tag w:val="support_work_strategies"/>
@@ -13433,16 +13433,16 @@
                     <w:rFonts w:ascii="Arial" w:hAnsi="Arial" w:cs="Arial"/>
                     <w:i/>
                     <w:color w:val="000000"/>
-                    <w:sz w:val="20"/>
-                    <w:szCs w:val="20"/>
+                    <w:sz w:val="18"/>
+                    <w:szCs w:val="18"/>
                   </w:rPr>
                 </w:pPr>
                 <w:r>
                   <w:rPr>
                     <w:rFonts w:ascii="Arial" w:hAnsi="Arial" w:cs="Arial"/>
                     <w:color w:val="000000"/>
-                    <w:sz w:val="20"/>
-                    <w:szCs w:val="20"/>
+                    <w:sz w:val="18"/>
+                    <w:szCs w:val="18"/>
                     <w:lang w:val="es-CL" w:eastAsia="es-CL"/>
                   </w:rPr>
                   <w:t>Escriba aquí</w:t>
@@ -13457,8 +13457,8 @@
               <w:rFonts w:ascii="Arial" w:hAnsi="Arial" w:cs="Arial"/>
               <w:i/>
               <w:color w:val="000000"/>
-              <w:sz w:val="20"/>
-              <w:szCs w:val="20"/>
+              <w:sz w:val="18"/>
+              <w:szCs w:val="18"/>
             </w:rPr>
             <w:alias w:val="support_family_strategies_effectiveness"/>
             <w:tag w:val="support_family_strategies_effectiveness"/>
@@ -13480,16 +13480,16 @@
                     <w:rFonts w:ascii="Arial" w:hAnsi="Arial" w:cs="Arial"/>
                     <w:i/>
                     <w:color w:val="000000"/>
-                    <w:sz w:val="20"/>
-                    <w:szCs w:val="20"/>
+                    <w:sz w:val="18"/>
+                    <w:szCs w:val="18"/>
                   </w:rPr>
                 </w:pPr>
                 <w:r>
                   <w:rPr>
                     <w:rFonts w:ascii="Arial" w:hAnsi="Arial" w:cs="Arial"/>
                     <w:color w:val="000000"/>
-                    <w:sz w:val="20"/>
-                    <w:szCs w:val="20"/>
+                    <w:sz w:val="18"/>
+                    <w:szCs w:val="18"/>
                     <w:lang w:val="es-CL" w:eastAsia="es-CL"/>
                   </w:rPr>
                   <w:t>Escriba aquí</w:t>
@@ -13616,8 +13616,8 @@
             <w:rPr>
               <w:rFonts w:ascii="Arial" w:hAnsi="Arial" w:cs="Arial"/>
               <w:color w:val="000000"/>
-              <w:sz w:val="20"/>
-              <w:szCs w:val="20"/>
+              <w:sz w:val="18"/>
+              <w:szCs w:val="18"/>
             </w:rPr>
             <w:alias w:val="support_new_needs_required"/>
             <w:tag w:val="support_new_needs_required"/>
@@ -13639,16 +13639,16 @@
                   <w:rPr>
                     <w:rFonts w:ascii="Arial" w:hAnsi="Arial" w:cs="Arial"/>
                     <w:color w:val="000000"/>
-                    <w:sz w:val="20"/>
-                    <w:szCs w:val="20"/>
+                    <w:sz w:val="18"/>
+                    <w:szCs w:val="18"/>
                   </w:rPr>
                 </w:pPr>
                 <w:r>
                   <w:rPr>
                     <w:rFonts w:ascii="Arial" w:hAnsi="Arial" w:cs="Arial"/>
                     <w:color w:val="000000"/>
-                    <w:sz w:val="20"/>
-                    <w:szCs w:val="20"/>
+                    <w:sz w:val="18"/>
+                    <w:szCs w:val="18"/>
                     <w:lang w:val="es-CL" w:eastAsia="es-CL"/>
                   </w:rPr>
                   <w:t>Escriba aquí</w:t>
@@ -13708,8 +13708,8 @@
             <w:rPr>
               <w:rFonts w:ascii="Arial" w:hAnsi="Arial" w:cs="Arial"/>
               <w:color w:val="000000"/>
-              <w:sz w:val="20"/>
-              <w:szCs w:val="20"/>
+              <w:sz w:val="18"/>
+              <w:szCs w:val="18"/>
             </w:rPr>
             <w:alias w:val="support_next_period_comments"/>
             <w:tag w:val="support_next_period_comments"/>
@@ -13732,16 +13732,16 @@
                   <w:rPr>
                     <w:rFonts w:ascii="Arial" w:hAnsi="Arial" w:cs="Arial"/>
                     <w:color w:val="000000"/>
-                    <w:sz w:val="20"/>
-                    <w:szCs w:val="20"/>
+                    <w:sz w:val="18"/>
+                    <w:szCs w:val="18"/>
                   </w:rPr>
                 </w:pPr>
                 <w:r>
                   <w:rPr>
                     <w:rFonts w:ascii="Arial" w:hAnsi="Arial" w:cs="Arial"/>
                     <w:color w:val="000000"/>
-                    <w:sz w:val="20"/>
-                    <w:szCs w:val="20"/>
+                    <w:sz w:val="18"/>
+                    <w:szCs w:val="18"/>
                     <w:lang w:val="es-CL" w:eastAsia="es-CL"/>
                   </w:rPr>
                   <w:t>Escriba aquí</w:t>

--- a/files/original_student_files/fur11_dstc_formulario.docx
+++ b/files/original_student_files/fur11_dstc_formulario.docx
@@ -1815,7 +1815,7 @@
       </w:tr>
       <w:tr>
         <w:trPr>
-          <w:trHeight w:hRule="atLeast" w:val="187"/>
+          <w:trHeight w:hRule="exact" w:val="187"/>
           <w:jc w:val="center"/>
         </w:trPr>
         <w:tc>
@@ -2091,7 +2091,7 @@
       </w:tr>
       <w:tr>
         <w:trPr>
-          <w:trHeight w:hRule="atLeast" w:val="187"/>
+          <w:trHeight w:hRule="exact" w:val="187"/>
           <w:jc w:val="center"/>
         </w:trPr>
         <w:tc>
@@ -2345,7 +2345,7 @@
       </w:tr>
       <w:tr>
         <w:trPr>
-          <w:trHeight w:hRule="atLeast" w:val="187"/>
+          <w:trHeight w:hRule="exact" w:val="187"/>
           <w:jc w:val="center"/>
         </w:trPr>
         <w:tc>
@@ -3751,7 +3751,7 @@
       </w:tblGrid>
       <w:tr>
         <w:trPr>
-          <w:trHeight w:hRule="atLeast" w:val="307"/>
+          <w:trHeight w:hRule="exact" w:val="307"/>
           <w:jc w:val="center"/>
         </w:trPr>
         <w:tc>
@@ -3789,7 +3789,7 @@
       </w:tr>
       <w:tr>
         <w:trPr>
-          <w:trHeight w:hRule="atLeast" w:val="566"/>
+          <w:trHeight w:hRule="exact" w:val="566"/>
           <w:jc w:val="center"/>
         </w:trPr>
         <w:tc>
@@ -4382,7 +4382,7 @@
       </w:tr>
       <w:tr>
         <w:trPr>
-          <w:trHeight w:hRule="atLeast" w:val="352"/>
+          <w:trHeight w:hRule="exact" w:val="352"/>
           <w:jc w:val="center"/>
         </w:trPr>
         <w:tc>
@@ -4595,7 +4595,7 @@
       </w:tblGrid>
       <w:tr>
         <w:trPr>
-          <w:trHeight w:hRule="atLeast" w:val="259"/>
+          <w:trHeight w:hRule="exact" w:val="259"/>
           <w:jc w:val="center"/>
         </w:trPr>
         <w:tc>
@@ -10067,7 +10067,7 @@
         </w:tblPrEx>
         <w:trPr>
           <w:cantSplit/>
-          <w:trHeight w:hRule="atLeast" w:val="227"/>
+          <w:trHeight w:hRule="exact" w:val="227"/>
           <w:jc w:val="center"/>
         </w:trPr>
         <w:tc>
@@ -10223,7 +10223,7 @@
         </w:tblPrEx>
         <w:trPr>
           <w:cantSplit/>
-          <w:trHeight w:hRule="atLeast" w:val="233"/>
+          <w:trHeight w:hRule="exact" w:val="233"/>
           <w:jc w:val="center"/>
         </w:trPr>
         <w:tc>
